--- a/lessons/7-2/downloads/7-2-notes-teacher.docx
+++ b/lessons/7-2/downloads/7-2-notes-teacher.docx
@@ -1330,6 +1330,160 @@
         </w:tc>
       </w:tr>
     </w:tbl>
+    <w:tbl>
+      <w:tblPr>
+        <w:tblW w:type="pct" w:w="100%"/>
+        <w:tblBorders>
+          <w:top w:val="none" w:color="FFFFFF" w:sz="0"/>
+          <w:left w:val="none" w:color="FFFFFF" w:sz="0"/>
+          <w:bottom w:val="single" w:color="C7D2DD" w:sz="4"/>
+          <w:right w:val="none" w:color="FFFFFF" w:sz="0"/>
+          <w:insideH w:val="none" w:color="FFFFFF" w:sz="0"/>
+          <w:insideV w:val="none" w:color="FFFFFF" w:sz="0"/>
+        </w:tblBorders>
+      </w:tblPr>
+      <w:tblGrid>
+        <w:gridCol w:w="1800"/>
+        <w:gridCol w:w="7560"/>
+      </w:tblGrid>
+      <w:tr>
+        <w:trPr>
+          <w:cantSplit/>
+        </w:trPr>
+        <w:tc>
+          <w:tcPr>
+            <w:tcW w:type="dxa" w:w="1800"/>
+            <w:tcMar>
+              <w:top w:type="dxa" w:w="100"/>
+              <w:left w:type="dxa" w:w="40"/>
+              <w:bottom w:type="dxa" w:w="100"/>
+              <w:right w:type="dxa" w:w="120"/>
+            </w:tcMar>
+            <w:vAlign w:val="center"/>
+          </w:tcPr>
+          <w:p>
+            <w:pPr>
+              <w:spacing w:after="0"/>
+              <w:jc w:val="center"/>
+            </w:pPr>
+            <w:r>
+              <w:drawing>
+                <wp:inline distT="0" distB="0" distL="0" distR="0">
+                  <wp:extent cx="1047750" cy="790575"/>
+                  <wp:effectExtent t="0" r="0" b="0" l="0"/>
+                  <wp:docPr id="1" name="" descr="" title=""/>
+                  <wp:cNvGraphicFramePr>
+                    <a:graphicFrameLocks xmlns:a="http://schemas.openxmlformats.org/drawingml/2006/main" noChangeAspect="1"/>
+                  </wp:cNvGraphicFramePr>
+                  <a:graphic xmlns:a="http://schemas.openxmlformats.org/drawingml/2006/main">
+                    <a:graphicData uri="http://schemas.openxmlformats.org/drawingml/2006/picture">
+                      <pic:pic xmlns:pic="http://schemas.openxmlformats.org/drawingml/2006/picture">
+                        <pic:nvPicPr>
+                          <pic:cNvPr id="0" name="" descr=""/>
+                          <pic:cNvPicPr>
+                            <a:picLocks noChangeAspect="1" noChangeArrowheads="1"/>
+                          </pic:cNvPicPr>
+                        </pic:nvPicPr>
+                        <pic:blipFill>
+                          <a:blip r:embed="rId14" cstate="none"/>
+                          <a:srcRect/>
+                          <a:stretch>
+                            <a:fillRect/>
+                          </a:stretch>
+                        </pic:blipFill>
+                        <pic:spPr bwMode="auto">
+                          <a:xfrm>
+                            <a:off x="0" y="0"/>
+                            <a:ext cx="1047750" cy="790575"/>
+                          </a:xfrm>
+                          <a:prstGeom prst="rect">
+                            <a:avLst/>
+                          </a:prstGeom>
+                        </pic:spPr>
+                      </pic:pic>
+                    </a:graphicData>
+                  </a:graphic>
+                </wp:inline>
+              </w:drawing>
+            </w:r>
+          </w:p>
+        </w:tc>
+        <w:tc>
+          <w:tcPr>
+            <w:tcW w:type="dxa" w:w="7560"/>
+            <w:tcMar>
+              <w:top w:type="dxa" w:w="100"/>
+              <w:left w:type="dxa" w:w="40"/>
+              <w:bottom w:type="dxa" w:w="100"/>
+              <w:right w:type="dxa" w:w="40"/>
+            </w:tcMar>
+            <w:vAlign w:val="center"/>
+          </w:tcPr>
+          <w:p>
+            <w:pPr>
+              <w:spacing w:after="50"/>
+            </w:pPr>
+            <w:r>
+              <w:rPr>
+                <w:b/>
+                <w:bCs/>
+                <w:color w:val="12355B"/>
+                <w:sz w:val="24"/>
+                <w:szCs w:val="24"/>
+              </w:rPr>
+              <w:t xml:space="preserve">Opposite</w:t>
+            </w:r>
+            <w:r>
+              <w:rPr>
+                <w:i/>
+                <w:iCs/>
+                <w:color w:val="5F6F80"/>
+                <w:sz w:val="19"/>
+                <w:szCs w:val="19"/>
+              </w:rPr>
+              <w:t xml:space="preserve">   Opuesto</w:t>
+            </w:r>
+          </w:p>
+          <w:p>
+            <w:pPr>
+              <w:spacing w:after="40"/>
+            </w:pPr>
+            <w:r>
+              <w:rPr>
+                <w:sz w:val="21"/>
+                <w:szCs w:val="21"/>
+              </w:rPr>
+              <w:t xml:space="preserve">A number the same distance from 0 on the other side of 0.</w:t>
+            </w:r>
+          </w:p>
+          <w:p>
+            <w:pPr>
+              <w:spacing w:after="0"/>
+            </w:pPr>
+            <w:r>
+              <w:rPr>
+                <w:b/>
+                <w:bCs/>
+                <w:color w:val="1FA6A2"/>
+                <w:sz w:val="18"/>
+                <w:szCs w:val="18"/>
+              </w:rPr>
+              <w:t xml:space="preserve">Example:  </w:t>
+            </w:r>
+            <w:r>
+              <w:rPr>
+                <w:i/>
+                <w:iCs/>
+                <w:color w:val="5F6F80"/>
+                <w:sz w:val="18"/>
+                <w:szCs w:val="18"/>
+              </w:rPr>
+              <w:t xml:space="preserve">−2.85 and 2.85</w:t>
+            </w:r>
+          </w:p>
+        </w:tc>
+      </w:tr>
+    </w:tbl>
     <w:p>
       <w:pPr>
         <w:pStyle w:val="Heading1"/>
@@ -1418,7 +1572,7 @@
                 <w:sz w:val="21"/>
                 <w:szCs w:val="21"/>
               </w:rPr>
-              <w:t xml:space="preserve">Rational Numbers on the Number Line      •      Rational number      •      Fraction      •      Decimal      •      Number line      •      Equivalent      •      Integer</w:t>
+              <w:t xml:space="preserve">Rational Numbers on the Number Line      •      Rational number      •      Fraction      •      Decimal      •      Number line      •      Equivalent      •      Integer      •      Opposite</w:t>
             </w:r>
           </w:p>
         </w:tc>
@@ -1689,6 +1843,43 @@
           <w:szCs w:val="22"/>
         </w:rPr>
         <w:t xml:space="preserve">A whole number or its opposite is an </w:t>
+      </w:r>
+      <w:r>
+        <w:rPr>
+          <w:sz w:val="22"/>
+          <w:szCs w:val="22"/>
+        </w:rPr>
+        <w:t xml:space="preserve">________________</w:t>
+      </w:r>
+      <w:r>
+        <w:rPr>
+          <w:sz w:val="22"/>
+          <w:szCs w:val="22"/>
+        </w:rPr>
+        <w:t xml:space="preserve">.</w:t>
+      </w:r>
+    </w:p>
+    <w:p>
+      <w:pPr>
+        <w:keepLines/>
+        <w:spacing w:after="260" w:before="200"/>
+      </w:pPr>
+      <w:r>
+        <w:rPr>
+          <w:b/>
+          <w:bCs/>
+          <w:color w:val="12355B"/>
+          <w:sz w:val="22"/>
+          <w:szCs w:val="22"/>
+        </w:rPr>
+        <w:t xml:space="preserve">8.  </w:t>
+      </w:r>
+      <w:r>
+        <w:rPr>
+          <w:sz w:val="22"/>
+          <w:szCs w:val="22"/>
+        </w:rPr>
+        <w:t xml:space="preserve">A number the same distance from 0 on the other side is its </w:t>
       </w:r>
       <w:r>
         <w:rPr>
@@ -2772,7 +2963,7 @@
           <w:sz w:val="20"/>
           <w:szCs w:val="20"/>
         </w:rPr>
-        <w:t xml:space="preserve">A)  -0.5</w:t>
+        <w:t xml:space="preserve">A)  -2.5</w:t>
       </w:r>
     </w:p>
     <w:p>
@@ -2798,7 +2989,7 @@
           <w:sz w:val="20"/>
           <w:szCs w:val="20"/>
         </w:rPr>
-        <w:t xml:space="preserve">C)  -2.5</w:t>
+        <w:t xml:space="preserve">C)  -0.5</w:t>
       </w:r>
     </w:p>
     <w:p>
@@ -2966,7 +3157,7 @@
           <w:sz w:val="20"/>
           <w:szCs w:val="20"/>
         </w:rPr>
-        <w:t xml:space="preserve">C)  2/5</w:t>
+        <w:t xml:space="preserve">C)  1/3</w:t>
       </w:r>
     </w:p>
     <w:p>
@@ -2979,7 +3170,7 @@
           <w:sz w:val="20"/>
           <w:szCs w:val="20"/>
         </w:rPr>
-        <w:t xml:space="preserve">D)  1/3</w:t>
+        <w:t xml:space="preserve">D)  2/5</w:t>
       </w:r>
     </w:p>
     <w:p>
@@ -3743,7 +3934,7 @@
           <w:sz w:val="20"/>
           <w:szCs w:val="20"/>
         </w:rPr>
-        <w:t xml:space="preserve">A)  Between 0 and -1</w:t>
+        <w:t xml:space="preserve">A)  Between -3 and -4</w:t>
       </w:r>
     </w:p>
     <w:p>
@@ -3756,7 +3947,7 @@
           <w:sz w:val="20"/>
           <w:szCs w:val="20"/>
         </w:rPr>
-        <w:t xml:space="preserve">B)  Between -3 and -4</w:t>
+        <w:t xml:space="preserve">B)  Between -1 and -2</w:t>
       </w:r>
     </w:p>
     <w:p>
@@ -3769,7 +3960,7 @@
           <w:sz w:val="20"/>
           <w:szCs w:val="20"/>
         </w:rPr>
-        <w:t xml:space="preserve">C)  Between -1 and -2</w:t>
+        <w:t xml:space="preserve">C)  Between 0 and -1</w:t>
       </w:r>
     </w:p>
     <w:p>
@@ -3899,7 +4090,7 @@
           <w:sz w:val="20"/>
           <w:szCs w:val="20"/>
         </w:rPr>
-        <w:t xml:space="preserve">A)  -1/4</w:t>
+        <w:t xml:space="preserve">A)  -2</w:t>
       </w:r>
     </w:p>
     <w:p>
@@ -3912,7 +4103,7 @@
           <w:sz w:val="20"/>
           <w:szCs w:val="20"/>
         </w:rPr>
-        <w:t xml:space="preserve">B)  0.5</w:t>
+        <w:t xml:space="preserve">B)  -1/4</w:t>
       </w:r>
     </w:p>
     <w:p>
@@ -3925,7 +4116,7 @@
           <w:sz w:val="20"/>
           <w:szCs w:val="20"/>
         </w:rPr>
-        <w:t xml:space="preserve">C)  -2</w:t>
+        <w:t xml:space="preserve">C)  0.5</w:t>
       </w:r>
     </w:p>
     <w:p>
@@ -4029,7 +4220,7 @@
           <w:sz w:val="20"/>
           <w:szCs w:val="20"/>
         </w:rPr>
-        <w:t xml:space="preserve">A)  -1</w:t>
+        <w:t xml:space="preserve">A)  -4</w:t>
       </w:r>
     </w:p>
     <w:p>
@@ -4042,7 +4233,7 @@
           <w:sz w:val="20"/>
           <w:szCs w:val="20"/>
         </w:rPr>
-        <w:t xml:space="preserve">B)  0</w:t>
+        <w:t xml:space="preserve">B)  -1</w:t>
       </w:r>
     </w:p>
     <w:p>
@@ -4055,7 +4246,7 @@
           <w:sz w:val="20"/>
           <w:szCs w:val="20"/>
         </w:rPr>
-        <w:t xml:space="preserve">C)  -4</w:t>
+        <w:t xml:space="preserve">C)  0</w:t>
       </w:r>
     </w:p>
     <w:p>
@@ -4159,7 +4350,7 @@
           <w:sz w:val="20"/>
           <w:szCs w:val="20"/>
         </w:rPr>
-        <w:t xml:space="preserve">A)  3/4</w:t>
+        <w:t xml:space="preserve">A)  -3/4</w:t>
       </w:r>
     </w:p>
     <w:p>
@@ -4172,7 +4363,7 @@
           <w:sz w:val="20"/>
           <w:szCs w:val="20"/>
         </w:rPr>
-        <w:t xml:space="preserve">B)  -3/4</w:t>
+        <w:t xml:space="preserve">B)  0</w:t>
       </w:r>
     </w:p>
     <w:p>
@@ -4185,7 +4376,7 @@
           <w:sz w:val="20"/>
           <w:szCs w:val="20"/>
         </w:rPr>
-        <w:t xml:space="preserve">C)  4/3</w:t>
+        <w:t xml:space="preserve">C)  3/4</w:t>
       </w:r>
     </w:p>
     <w:p>
@@ -4198,7 +4389,7 @@
           <w:sz w:val="20"/>
           <w:szCs w:val="20"/>
         </w:rPr>
-        <w:t xml:space="preserve">D)  0</w:t>
+        <w:t xml:space="preserve">D)  4/3</w:t>
       </w:r>
     </w:p>
     <w:p>
@@ -4315,7 +4506,7 @@
           <w:sz w:val="20"/>
           <w:szCs w:val="20"/>
         </w:rPr>
-        <w:t xml:space="preserve">A)  At -2</w:t>
+        <w:t xml:space="preserve">A)  At -3</w:t>
       </w:r>
     </w:p>
     <w:p>
@@ -4328,7 +4519,7 @@
           <w:sz w:val="20"/>
           <w:szCs w:val="20"/>
         </w:rPr>
-        <w:t xml:space="preserve">B)  Halfway between -2 and -3</w:t>
+        <w:t xml:space="preserve">B)  At -2</w:t>
       </w:r>
     </w:p>
     <w:p>
@@ -4341,7 +4532,7 @@
           <w:sz w:val="20"/>
           <w:szCs w:val="20"/>
         </w:rPr>
-        <w:t xml:space="preserve">C)  Halfway between 2 and 3</w:t>
+        <w:t xml:space="preserve">C)  Halfway between -2 and -3</w:t>
       </w:r>
     </w:p>
     <w:p>
@@ -4354,7 +4545,7 @@
           <w:sz w:val="20"/>
           <w:szCs w:val="20"/>
         </w:rPr>
-        <w:t xml:space="preserve">D)  At -3</w:t>
+        <w:t xml:space="preserve">D)  Halfway between 2 and 3</w:t>
       </w:r>
     </w:p>
     <w:p>
@@ -4445,7 +4636,7 @@
           <w:sz w:val="20"/>
           <w:szCs w:val="20"/>
         </w:rPr>
-        <w:t xml:space="preserve">A)  3, 0, -2, -5</w:t>
+        <w:t xml:space="preserve">A)  -5, -2, 0, 3</w:t>
       </w:r>
     </w:p>
     <w:p>
@@ -4471,7 +4662,7 @@
           <w:sz w:val="20"/>
           <w:szCs w:val="20"/>
         </w:rPr>
-        <w:t xml:space="preserve">C)  -5, -2, 0, 3</w:t>
+        <w:t xml:space="preserve">C)  0, -2, 3, -5</w:t>
       </w:r>
     </w:p>
     <w:p>
@@ -4484,7 +4675,7 @@
           <w:sz w:val="20"/>
           <w:szCs w:val="20"/>
         </w:rPr>
-        <w:t xml:space="preserve">D)  0, -2, 3, -5</w:t>
+        <w:t xml:space="preserve">D)  3, 0, -2, -5</w:t>
       </w:r>
     </w:p>
     <w:p>
@@ -4608,7 +4799,7 @@
           <w:sz w:val="21"/>
           <w:szCs w:val="21"/>
         </w:rPr>
-        <w:t xml:space="preserve">A)  -1.5</w:t>
+        <w:t xml:space="preserve">A)  -3.5</w:t>
       </w:r>
     </w:p>
     <w:p>
@@ -4634,7 +4825,7 @@
           <w:sz w:val="21"/>
           <w:szCs w:val="21"/>
         </w:rPr>
-        <w:t xml:space="preserve">C)  -3.5</w:t>
+        <w:t xml:space="preserve">C)  -1.5</w:t>
       </w:r>
     </w:p>
     <w:p>
@@ -4860,6 +5051,27 @@
     </w:p>
     <w:p>
       <w:pPr>
+        <w:spacing w:after="80"/>
+      </w:pPr>
+      <w:r>
+        <w:rPr>
+          <w:b/>
+          <w:bCs/>
+          <w:sz w:val="21"/>
+          <w:szCs w:val="21"/>
+        </w:rPr>
+        <w:t xml:space="preserve">Notes 8:  </w:t>
+      </w:r>
+      <w:r>
+        <w:rPr>
+          <w:sz w:val="21"/>
+          <w:szCs w:val="21"/>
+        </w:rPr>
+        <w:t xml:space="preserve">Opposite</w:t>
+      </w:r>
+    </w:p>
+    <w:p>
+      <w:pPr>
         <w:pStyle w:val="Heading2"/>
         <w:spacing w:after="80" w:before="180"/>
       </w:pPr>
@@ -4991,7 +5203,7 @@
           <w:sz w:val="21"/>
           <w:szCs w:val="21"/>
         </w:rPr>
-        <w:t xml:space="preserve">A)  Between 0 and -1</w:t>
+        <w:t xml:space="preserve">C)  Between 0 and -1</w:t>
       </w:r>
       <w:r>
         <w:rPr>
@@ -5038,7 +5250,7 @@
           <w:sz w:val="21"/>
           <w:szCs w:val="21"/>
         </w:rPr>
-        <w:t xml:space="preserve">A)  -1/4</w:t>
+        <w:t xml:space="preserve">B)  -1/4</w:t>
       </w:r>
       <w:r>
         <w:rPr>
@@ -5069,7 +5281,7 @@
           <w:sz w:val="21"/>
           <w:szCs w:val="21"/>
         </w:rPr>
-        <w:t xml:space="preserve">C)  -4</w:t>
+        <w:t xml:space="preserve">A)  -4</w:t>
       </w:r>
       <w:r>
         <w:rPr>
@@ -5100,7 +5312,7 @@
           <w:sz w:val="21"/>
           <w:szCs w:val="21"/>
         </w:rPr>
-        <w:t xml:space="preserve">A)  3/4</w:t>
+        <w:t xml:space="preserve">C)  3/4</w:t>
       </w:r>
       <w:r>
         <w:rPr>
@@ -5147,7 +5359,7 @@
           <w:sz w:val="21"/>
           <w:szCs w:val="21"/>
         </w:rPr>
-        <w:t xml:space="preserve">B)  Halfway between -2 and -3</w:t>
+        <w:t xml:space="preserve">C)  Halfway between -2 and -3</w:t>
       </w:r>
       <w:r>
         <w:rPr>
@@ -5178,7 +5390,7 @@
           <w:sz w:val="21"/>
           <w:szCs w:val="21"/>
         </w:rPr>
-        <w:t xml:space="preserve">C)  -5, -2, 0, 3</w:t>
+        <w:t xml:space="preserve">A)  -5, -2, 0, 3</w:t>
       </w:r>
       <w:r>
         <w:rPr>

--- a/lessons/7-2/downloads/7-2-notes-teacher.docx
+++ b/lessons/7-2/downloads/7-2-notes-teacher.docx
@@ -5166,7 +5166,7 @@
           <w:sz w:val="19"/>
           <w:szCs w:val="19"/>
         </w:rPr>
-        <w:t xml:space="preserve">A common mistake in Rational Numbers on the Number Line is treating the numerator and denominator of a negative fraction as two separate whole numbers instead of one value between two integers — for example, plotting -3/4 by going to -3 and then counting 4 more units to the left, landing (incorrectly) at -7, instead of recognizing that -3/4 = -0.75, which sits between 0 and -1. Before you submit an answer, find the two whole numbers your value falls between, then split that space into equal parts.</w:t>
+        <w:t xml:space="preserve">A common mistake in Rational Numbers on the Number Line is treating the numerator and denominator of a negative fraction as two separate integers instead of one value between two integers — for example, plotting -3/4 by going to -3 and then counting 4 more units to the left, landing (incorrectly) at -7, instead of recognizing that -3/4 = -0.75, which sits between 0 and -1. Before you submit an answer, find the two integers your value falls between, then split that space into equal parts.</w:t>
       </w:r>
     </w:p>
     <w:p>

--- a/lessons/7-2/downloads/7-2-notes-teacher.docx
+++ b/lessons/7-2/downloads/7-2-notes-teacher.docx
@@ -249,49 +249,269 @@
           <w:sz w:val="19"/>
           <w:szCs w:val="19"/>
         </w:rPr>
-        <w:t xml:space="preserve">Look at the picture, read the word, then read what it means.</w:t>
+        <w:t xml:space="preserve">Review each concept term, definition, non-example, and visual clue.</w:t>
       </w:r>
     </w:p>
     <w:tbl>
       <w:tblPr>
-        <w:tblW w:type="pct" w:w="100%"/>
+        <w:tblW w:type="dxa" w:w="9360"/>
         <w:tblBorders>
-          <w:top w:val="none" w:color="FFFFFF" w:sz="0"/>
-          <w:left w:val="none" w:color="FFFFFF" w:sz="0"/>
-          <w:bottom w:val="single" w:color="C7D2DD" w:sz="4"/>
-          <w:right w:val="none" w:color="FFFFFF" w:sz="0"/>
-          <w:insideH w:val="none" w:color="FFFFFF" w:sz="0"/>
-          <w:insideV w:val="none" w:color="FFFFFF" w:sz="0"/>
+          <w:top w:val="single" w:color="C7D2DD" w:sz="6"/>
+          <w:left w:val="single" w:color="C7D2DD" w:sz="6"/>
+          <w:bottom w:val="single" w:color="C7D2DD" w:sz="6"/>
+          <w:right w:val="single" w:color="C7D2DD" w:sz="6"/>
+          <w:insideH w:val="single" w:color="C7D2DD" w:sz="6"/>
+          <w:insideV w:val="single" w:color="C7D2DD" w:sz="6"/>
         </w:tblBorders>
       </w:tblPr>
       <w:tblGrid>
         <w:gridCol w:w="1800"/>
-        <w:gridCol w:w="7560"/>
+        <w:gridCol w:w="3160"/>
+        <w:gridCol w:w="2200"/>
+        <w:gridCol w:w="2200"/>
       </w:tblGrid>
       <w:tr>
         <w:trPr>
           <w:cantSplit/>
+          <w:tblHeader/>
         </w:trPr>
         <w:tc>
           <w:tcPr>
             <w:tcW w:type="dxa" w:w="1800"/>
-            <w:tcMar>
-              <w:top w:type="dxa" w:w="100"/>
-              <w:left w:type="dxa" w:w="40"/>
-              <w:bottom w:type="dxa" w:w="100"/>
-              <w:right w:type="dxa" w:w="120"/>
-            </w:tcMar>
-            <w:vAlign w:val="center"/>
+            <w:shd w:fill="EEF4F8" w:color="auto" w:val="clear"/>
+            <w:tcMar>
+              <w:top w:type="dxa" w:w="80"/>
+              <w:left w:type="dxa" w:w="100"/>
+              <w:bottom w:type="dxa" w:w="80"/>
+              <w:right w:type="dxa" w:w="100"/>
+            </w:tcMar>
           </w:tcPr>
           <w:p>
             <w:pPr>
               <w:spacing w:after="0"/>
+            </w:pPr>
+            <w:r>
+              <w:rPr>
+                <w:b/>
+                <w:bCs/>
+                <w:color w:val="12355B"/>
+                <w:sz w:val="19"/>
+                <w:szCs w:val="19"/>
+              </w:rPr>
+              <w:t xml:space="preserve">Concept Term</w:t>
+            </w:r>
+          </w:p>
+        </w:tc>
+        <w:tc>
+          <w:tcPr>
+            <w:tcW w:type="dxa" w:w="3160"/>
+            <w:shd w:fill="EEF4F8" w:color="auto" w:val="clear"/>
+            <w:tcMar>
+              <w:top w:type="dxa" w:w="80"/>
+              <w:left w:type="dxa" w:w="100"/>
+              <w:bottom w:type="dxa" w:w="80"/>
+              <w:right w:type="dxa" w:w="100"/>
+            </w:tcMar>
+          </w:tcPr>
+          <w:p>
+            <w:pPr>
+              <w:spacing w:after="0"/>
+            </w:pPr>
+            <w:r>
+              <w:rPr>
+                <w:b/>
+                <w:bCs/>
+                <w:color w:val="12355B"/>
+                <w:sz w:val="19"/>
+                <w:szCs w:val="19"/>
+              </w:rPr>
+              <w:t xml:space="preserve">Student-Friendly Definition</w:t>
+            </w:r>
+          </w:p>
+        </w:tc>
+        <w:tc>
+          <w:tcPr>
+            <w:tcW w:type="dxa" w:w="2200"/>
+            <w:shd w:fill="EEF4F8" w:color="auto" w:val="clear"/>
+            <w:tcMar>
+              <w:top w:type="dxa" w:w="80"/>
+              <w:left w:type="dxa" w:w="100"/>
+              <w:bottom w:type="dxa" w:w="80"/>
+              <w:right w:type="dxa" w:w="100"/>
+            </w:tcMar>
+          </w:tcPr>
+          <w:p>
+            <w:pPr>
+              <w:spacing w:after="0"/>
+            </w:pPr>
+            <w:r>
+              <w:rPr>
+                <w:b/>
+                <w:bCs/>
+                <w:color w:val="12355B"/>
+                <w:sz w:val="19"/>
+                <w:szCs w:val="19"/>
+              </w:rPr>
+              <w:t xml:space="preserve">Non-Example</w:t>
+            </w:r>
+          </w:p>
+        </w:tc>
+        <w:tc>
+          <w:tcPr>
+            <w:tcW w:type="dxa" w:w="2200"/>
+            <w:shd w:fill="EEF4F8" w:color="auto" w:val="clear"/>
+            <w:tcMar>
+              <w:top w:type="dxa" w:w="80"/>
+              <w:left w:type="dxa" w:w="100"/>
+              <w:bottom w:type="dxa" w:w="80"/>
+              <w:right w:type="dxa" w:w="100"/>
+            </w:tcMar>
+          </w:tcPr>
+          <w:p>
+            <w:pPr>
+              <w:spacing w:after="0"/>
+            </w:pPr>
+            <w:r>
+              <w:rPr>
+                <w:b/>
+                <w:bCs/>
+                <w:color w:val="12355B"/>
+                <w:sz w:val="19"/>
+                <w:szCs w:val="19"/>
+              </w:rPr>
+              <w:t xml:space="preserve">Visual Clue</w:t>
+            </w:r>
+          </w:p>
+        </w:tc>
+      </w:tr>
+      <w:tr>
+        <w:trPr>
+          <w:cantSplit/>
+        </w:trPr>
+        <w:tc>
+          <w:tcPr>
+            <w:tcW w:type="dxa" w:w="1800"/>
+            <w:tcMar>
+              <w:top w:type="dxa" w:w="80"/>
+              <w:left w:type="dxa" w:w="100"/>
+              <w:bottom w:type="dxa" w:w="80"/>
+              <w:right w:type="dxa" w:w="100"/>
+            </w:tcMar>
+            <w:vAlign w:val="top"/>
+          </w:tcPr>
+          <w:p>
+            <w:pPr>
+              <w:spacing w:after="30"/>
+            </w:pPr>
+            <w:r>
+              <w:rPr>
+                <w:b/>
+                <w:bCs/>
+                <w:color w:val="12355B"/>
+                <w:sz w:val="21"/>
+                <w:szCs w:val="21"/>
+              </w:rPr>
+              <w:t xml:space="preserve">Rational Numbers on the Number Line</w:t>
+            </w:r>
+          </w:p>
+          <w:p>
+            <w:pPr>
+              <w:spacing w:after="0"/>
+            </w:pPr>
+            <w:r>
+              <w:rPr>
+                <w:i/>
+                <w:iCs/>
+                <w:color w:val="5F6F80"/>
+                <w:sz w:val="18"/>
+                <w:szCs w:val="18"/>
+              </w:rPr>
+              <w:t xml:space="preserve">Números racionales en la recta numérica</w:t>
+            </w:r>
+          </w:p>
+        </w:tc>
+        <w:tc>
+          <w:tcPr>
+            <w:tcW w:type="dxa" w:w="3160"/>
+            <w:tcMar>
+              <w:top w:type="dxa" w:w="80"/>
+              <w:left w:type="dxa" w:w="100"/>
+              <w:bottom w:type="dxa" w:w="80"/>
+              <w:right w:type="dxa" w:w="100"/>
+            </w:tcMar>
+            <w:vAlign w:val="top"/>
+          </w:tcPr>
+          <w:p>
+            <w:pPr>
+              <w:spacing w:after="0"/>
+            </w:pPr>
+            <w:r>
+              <w:rPr>
+                <w:sz w:val="20"/>
+                <w:szCs w:val="20"/>
+              </w:rPr>
+              <w:t xml:space="preserve">Every rational number has one exact spot on the number line. Writing it as a fraction, a decimal, or an integer does not change where it sits.</w:t>
+            </w:r>
+          </w:p>
+        </w:tc>
+        <w:tc>
+          <w:tcPr>
+            <w:tcW w:type="dxa" w:w="2200"/>
+            <w:tcMar>
+              <w:top w:type="dxa" w:w="80"/>
+              <w:left w:type="dxa" w:w="100"/>
+              <w:bottom w:type="dxa" w:w="80"/>
+              <w:right w:type="dxa" w:w="100"/>
+            </w:tcMar>
+            <w:vAlign w:val="top"/>
+          </w:tcPr>
+          <w:p>
+            <w:pPr>
+              <w:spacing w:after="40"/>
+            </w:pPr>
+            <w:r>
+              <w:rPr>
+                <w:i/>
+                <w:iCs/>
+                <w:color w:val="5F6F80"/>
+                <w:sz w:val="19"/>
+                <w:szCs w:val="19"/>
+              </w:rPr>
+              <w:t xml:space="preserve">Not Rational Numbers on the Number Line: write a counter-example that breaks the definition.</w:t>
+            </w:r>
+          </w:p>
+          <w:p>
+            <w:pPr>
+              <w:pBdr>
+                <w:bottom w:val="single" w:color="AFBECC" w:sz="6"/>
+              </w:pBdr>
+              <w:spacing w:after="30" w:before="150"/>
+            </w:pPr>
+            <w:r>
+              <w:t xml:space="preserve"/>
+            </w:r>
+          </w:p>
+        </w:tc>
+        <w:tc>
+          <w:tcPr>
+            <w:tcW w:type="dxa" w:w="2200"/>
+            <w:tcMar>
+              <w:top w:type="dxa" w:w="80"/>
+              <w:left w:type="dxa" w:w="100"/>
+              <w:bottom w:type="dxa" w:w="80"/>
+              <w:right w:type="dxa" w:w="100"/>
+            </w:tcMar>
+            <w:vAlign w:val="top"/>
+          </w:tcPr>
+          <w:p>
+            <w:pPr>
+              <w:spacing w:after="40"/>
               <w:jc w:val="center"/>
             </w:pPr>
             <w:r>
               <w:drawing>
                 <wp:inline distT="0" distB="0" distL="0" distR="0">
-                  <wp:extent cx="1047750" cy="790575"/>
+                  <wp:extent cx="876300" cy="657225"/>
                   <wp:effectExtent t="0" r="0" b="0" l="0"/>
                   <wp:docPr id="1" name="" descr="" title=""/>
                   <wp:cNvGraphicFramePr>
@@ -316,7 +536,7 @@
                         <pic:spPr bwMode="auto">
                           <a:xfrm>
                             <a:off x="0" y="0"/>
-                            <a:ext cx="1047750" cy="790575"/>
+                            <a:ext cx="876300" cy="657225"/>
                           </a:xfrm>
                           <a:prstGeom prst="rect">
                             <a:avLst/>
@@ -329,69 +549,10 @@
               </w:drawing>
             </w:r>
           </w:p>
-        </w:tc>
-        <w:tc>
-          <w:tcPr>
-            <w:tcW w:type="dxa" w:w="7560"/>
-            <w:tcMar>
-              <w:top w:type="dxa" w:w="100"/>
-              <w:left w:type="dxa" w:w="40"/>
-              <w:bottom w:type="dxa" w:w="100"/>
-              <w:right w:type="dxa" w:w="40"/>
-            </w:tcMar>
-            <w:vAlign w:val="center"/>
-          </w:tcPr>
-          <w:p>
-            <w:pPr>
-              <w:spacing w:after="50"/>
-            </w:pPr>
-            <w:r>
-              <w:rPr>
-                <w:b/>
-                <w:bCs/>
-                <w:color w:val="12355B"/>
-                <w:sz w:val="24"/>
-                <w:szCs w:val="24"/>
-              </w:rPr>
-              <w:t xml:space="preserve">Rational Numbers on the Number Line</w:t>
-            </w:r>
-            <w:r>
-              <w:rPr>
-                <w:i/>
-                <w:iCs/>
-                <w:color w:val="5F6F80"/>
-                <w:sz w:val="19"/>
-                <w:szCs w:val="19"/>
-              </w:rPr>
-              <w:t xml:space="preserve">   Números racionales en la recta numérica</w:t>
-            </w:r>
-          </w:p>
-          <w:p>
-            <w:pPr>
-              <w:spacing w:after="40"/>
-            </w:pPr>
-            <w:r>
-              <w:rPr>
-                <w:sz w:val="21"/>
-                <w:szCs w:val="21"/>
-              </w:rPr>
-              <w:t xml:space="preserve">Every rational number has one exact spot on the number line. Writing it as a fraction, a decimal, or an integer does not change where it sits.</w:t>
-            </w:r>
-          </w:p>
           <w:p>
             <w:pPr>
               <w:spacing w:after="0"/>
             </w:pPr>
-            <w:r>
-              <w:rPr>
-                <w:b/>
-                <w:bCs/>
-                <w:color w:val="1FA6A2"/>
-                <w:sz w:val="18"/>
-                <w:szCs w:val="18"/>
-              </w:rPr>
-              <w:t xml:space="preserve">Example:  </w:t>
-            </w:r>
             <w:r>
               <w:rPr>
                 <w:i/>
@@ -405,23 +566,6 @@
           </w:p>
         </w:tc>
       </w:tr>
-    </w:tbl>
-    <w:tbl>
-      <w:tblPr>
-        <w:tblW w:type="pct" w:w="100%"/>
-        <w:tblBorders>
-          <w:top w:val="none" w:color="FFFFFF" w:sz="0"/>
-          <w:left w:val="none" w:color="FFFFFF" w:sz="0"/>
-          <w:bottom w:val="single" w:color="C7D2DD" w:sz="4"/>
-          <w:right w:val="none" w:color="FFFFFF" w:sz="0"/>
-          <w:insideH w:val="none" w:color="FFFFFF" w:sz="0"/>
-          <w:insideV w:val="none" w:color="FFFFFF" w:sz="0"/>
-        </w:tblBorders>
-      </w:tblPr>
-      <w:tblGrid>
-        <w:gridCol w:w="1800"/>
-        <w:gridCol w:w="7560"/>
-      </w:tblGrid>
       <w:tr>
         <w:trPr>
           <w:cantSplit/>
@@ -430,22 +574,126 @@
           <w:tcPr>
             <w:tcW w:type="dxa" w:w="1800"/>
             <w:tcMar>
-              <w:top w:type="dxa" w:w="100"/>
-              <w:left w:type="dxa" w:w="40"/>
-              <w:bottom w:type="dxa" w:w="100"/>
-              <w:right w:type="dxa" w:w="120"/>
-            </w:tcMar>
-            <w:vAlign w:val="center"/>
-          </w:tcPr>
+              <w:top w:type="dxa" w:w="80"/>
+              <w:left w:type="dxa" w:w="100"/>
+              <w:bottom w:type="dxa" w:w="80"/>
+              <w:right w:type="dxa" w:w="100"/>
+            </w:tcMar>
+            <w:vAlign w:val="top"/>
+          </w:tcPr>
+          <w:p>
+            <w:pPr>
+              <w:spacing w:after="30"/>
+            </w:pPr>
+            <w:r>
+              <w:rPr>
+                <w:b/>
+                <w:bCs/>
+                <w:color w:val="12355B"/>
+                <w:sz w:val="21"/>
+                <w:szCs w:val="21"/>
+              </w:rPr>
+              <w:t xml:space="preserve">Rational number</w:t>
+            </w:r>
+          </w:p>
           <w:p>
             <w:pPr>
               <w:spacing w:after="0"/>
+            </w:pPr>
+            <w:r>
+              <w:rPr>
+                <w:i/>
+                <w:iCs/>
+                <w:color w:val="5F6F80"/>
+                <w:sz w:val="18"/>
+                <w:szCs w:val="18"/>
+              </w:rPr>
+              <w:t xml:space="preserve">Número racional</w:t>
+            </w:r>
+          </w:p>
+        </w:tc>
+        <w:tc>
+          <w:tcPr>
+            <w:tcW w:type="dxa" w:w="3160"/>
+            <w:tcMar>
+              <w:top w:type="dxa" w:w="80"/>
+              <w:left w:type="dxa" w:w="100"/>
+              <w:bottom w:type="dxa" w:w="80"/>
+              <w:right w:type="dxa" w:w="100"/>
+            </w:tcMar>
+            <w:vAlign w:val="top"/>
+          </w:tcPr>
+          <w:p>
+            <w:pPr>
+              <w:spacing w:after="0"/>
+            </w:pPr>
+            <w:r>
+              <w:rPr>
+                <w:sz w:val="20"/>
+                <w:szCs w:val="20"/>
+              </w:rPr>
+              <w:t xml:space="preserve">A number that can be written as a fraction of two integers, with a bottom number that is not zero.</w:t>
+            </w:r>
+          </w:p>
+        </w:tc>
+        <w:tc>
+          <w:tcPr>
+            <w:tcW w:type="dxa" w:w="2200"/>
+            <w:tcMar>
+              <w:top w:type="dxa" w:w="80"/>
+              <w:left w:type="dxa" w:w="100"/>
+              <w:bottom w:type="dxa" w:w="80"/>
+              <w:right w:type="dxa" w:w="100"/>
+            </w:tcMar>
+            <w:vAlign w:val="top"/>
+          </w:tcPr>
+          <w:p>
+            <w:pPr>
+              <w:spacing w:after="40"/>
+            </w:pPr>
+            <w:r>
+              <w:rPr>
+                <w:i/>
+                <w:iCs/>
+                <w:color w:val="5F6F80"/>
+                <w:sz w:val="19"/>
+                <w:szCs w:val="19"/>
+              </w:rPr>
+              <w:t xml:space="preserve">Not Rational number: write a counter-example that breaks the definition.</w:t>
+            </w:r>
+          </w:p>
+          <w:p>
+            <w:pPr>
+              <w:pBdr>
+                <w:bottom w:val="single" w:color="AFBECC" w:sz="6"/>
+              </w:pBdr>
+              <w:spacing w:after="30" w:before="150"/>
+            </w:pPr>
+            <w:r>
+              <w:t xml:space="preserve"/>
+            </w:r>
+          </w:p>
+        </w:tc>
+        <w:tc>
+          <w:tcPr>
+            <w:tcW w:type="dxa" w:w="2200"/>
+            <w:tcMar>
+              <w:top w:type="dxa" w:w="80"/>
+              <w:left w:type="dxa" w:w="100"/>
+              <w:bottom w:type="dxa" w:w="80"/>
+              <w:right w:type="dxa" w:w="100"/>
+            </w:tcMar>
+            <w:vAlign w:val="top"/>
+          </w:tcPr>
+          <w:p>
+            <w:pPr>
+              <w:spacing w:after="40"/>
               <w:jc w:val="center"/>
             </w:pPr>
             <w:r>
               <w:drawing>
                 <wp:inline distT="0" distB="0" distL="0" distR="0">
-                  <wp:extent cx="1047750" cy="790575"/>
+                  <wp:extent cx="876300" cy="657225"/>
                   <wp:effectExtent t="0" r="0" b="0" l="0"/>
                   <wp:docPr id="1" name="" descr="" title=""/>
                   <wp:cNvGraphicFramePr>
@@ -470,7 +718,7 @@
                         <pic:spPr bwMode="auto">
                           <a:xfrm>
                             <a:off x="0" y="0"/>
-                            <a:ext cx="1047750" cy="790575"/>
+                            <a:ext cx="876300" cy="657225"/>
                           </a:xfrm>
                           <a:prstGeom prst="rect">
                             <a:avLst/>
@@ -483,69 +731,10 @@
               </w:drawing>
             </w:r>
           </w:p>
-        </w:tc>
-        <w:tc>
-          <w:tcPr>
-            <w:tcW w:type="dxa" w:w="7560"/>
-            <w:tcMar>
-              <w:top w:type="dxa" w:w="100"/>
-              <w:left w:type="dxa" w:w="40"/>
-              <w:bottom w:type="dxa" w:w="100"/>
-              <w:right w:type="dxa" w:w="40"/>
-            </w:tcMar>
-            <w:vAlign w:val="center"/>
-          </w:tcPr>
-          <w:p>
-            <w:pPr>
-              <w:spacing w:after="50"/>
-            </w:pPr>
-            <w:r>
-              <w:rPr>
-                <w:b/>
-                <w:bCs/>
-                <w:color w:val="12355B"/>
-                <w:sz w:val="24"/>
-                <w:szCs w:val="24"/>
-              </w:rPr>
-              <w:t xml:space="preserve">Rational number</w:t>
-            </w:r>
-            <w:r>
-              <w:rPr>
-                <w:i/>
-                <w:iCs/>
-                <w:color w:val="5F6F80"/>
-                <w:sz w:val="19"/>
-                <w:szCs w:val="19"/>
-              </w:rPr>
-              <w:t xml:space="preserve">   Número racional</w:t>
-            </w:r>
-          </w:p>
-          <w:p>
-            <w:pPr>
-              <w:spacing w:after="40"/>
-            </w:pPr>
-            <w:r>
-              <w:rPr>
-                <w:sz w:val="21"/>
-                <w:szCs w:val="21"/>
-              </w:rPr>
-              <w:t xml:space="preserve">A number that can be written as a fraction of two integers, with a bottom number that is not zero.</w:t>
-            </w:r>
-          </w:p>
           <w:p>
             <w:pPr>
               <w:spacing w:after="0"/>
             </w:pPr>
-            <w:r>
-              <w:rPr>
-                <w:b/>
-                <w:bCs/>
-                <w:color w:val="1FA6A2"/>
-                <w:sz w:val="18"/>
-                <w:szCs w:val="18"/>
-              </w:rPr>
-              <w:t xml:space="preserve">Example:  </w:t>
-            </w:r>
             <w:r>
               <w:rPr>
                 <w:i/>
@@ -559,23 +748,6 @@
           </w:p>
         </w:tc>
       </w:tr>
-    </w:tbl>
-    <w:tbl>
-      <w:tblPr>
-        <w:tblW w:type="pct" w:w="100%"/>
-        <w:tblBorders>
-          <w:top w:val="none" w:color="FFFFFF" w:sz="0"/>
-          <w:left w:val="none" w:color="FFFFFF" w:sz="0"/>
-          <w:bottom w:val="single" w:color="C7D2DD" w:sz="4"/>
-          <w:right w:val="none" w:color="FFFFFF" w:sz="0"/>
-          <w:insideH w:val="none" w:color="FFFFFF" w:sz="0"/>
-          <w:insideV w:val="none" w:color="FFFFFF" w:sz="0"/>
-        </w:tblBorders>
-      </w:tblPr>
-      <w:tblGrid>
-        <w:gridCol w:w="1800"/>
-        <w:gridCol w:w="7560"/>
-      </w:tblGrid>
       <w:tr>
         <w:trPr>
           <w:cantSplit/>
@@ -584,22 +756,126 @@
           <w:tcPr>
             <w:tcW w:type="dxa" w:w="1800"/>
             <w:tcMar>
-              <w:top w:type="dxa" w:w="100"/>
-              <w:left w:type="dxa" w:w="40"/>
-              <w:bottom w:type="dxa" w:w="100"/>
-              <w:right w:type="dxa" w:w="120"/>
-            </w:tcMar>
-            <w:vAlign w:val="center"/>
-          </w:tcPr>
+              <w:top w:type="dxa" w:w="80"/>
+              <w:left w:type="dxa" w:w="100"/>
+              <w:bottom w:type="dxa" w:w="80"/>
+              <w:right w:type="dxa" w:w="100"/>
+            </w:tcMar>
+            <w:vAlign w:val="top"/>
+          </w:tcPr>
+          <w:p>
+            <w:pPr>
+              <w:spacing w:after="30"/>
+            </w:pPr>
+            <w:r>
+              <w:rPr>
+                <w:b/>
+                <w:bCs/>
+                <w:color w:val="12355B"/>
+                <w:sz w:val="21"/>
+                <w:szCs w:val="21"/>
+              </w:rPr>
+              <w:t xml:space="preserve">Fraction</w:t>
+            </w:r>
+          </w:p>
           <w:p>
             <w:pPr>
               <w:spacing w:after="0"/>
+            </w:pPr>
+            <w:r>
+              <w:rPr>
+                <w:i/>
+                <w:iCs/>
+                <w:color w:val="5F6F80"/>
+                <w:sz w:val="18"/>
+                <w:szCs w:val="18"/>
+              </w:rPr>
+              <w:t xml:space="preserve">Fracción</w:t>
+            </w:r>
+          </w:p>
+        </w:tc>
+        <w:tc>
+          <w:tcPr>
+            <w:tcW w:type="dxa" w:w="3160"/>
+            <w:tcMar>
+              <w:top w:type="dxa" w:w="80"/>
+              <w:left w:type="dxa" w:w="100"/>
+              <w:bottom w:type="dxa" w:w="80"/>
+              <w:right w:type="dxa" w:w="100"/>
+            </w:tcMar>
+            <w:vAlign w:val="top"/>
+          </w:tcPr>
+          <w:p>
+            <w:pPr>
+              <w:spacing w:after="0"/>
+            </w:pPr>
+            <w:r>
+              <w:rPr>
+                <w:sz w:val="20"/>
+                <w:szCs w:val="20"/>
+              </w:rPr>
+              <w:t xml:space="preserve">A number that shows part of a whole, like 3/4.</w:t>
+            </w:r>
+          </w:p>
+        </w:tc>
+        <w:tc>
+          <w:tcPr>
+            <w:tcW w:type="dxa" w:w="2200"/>
+            <w:tcMar>
+              <w:top w:type="dxa" w:w="80"/>
+              <w:left w:type="dxa" w:w="100"/>
+              <w:bottom w:type="dxa" w:w="80"/>
+              <w:right w:type="dxa" w:w="100"/>
+            </w:tcMar>
+            <w:vAlign w:val="top"/>
+          </w:tcPr>
+          <w:p>
+            <w:pPr>
+              <w:spacing w:after="40"/>
+            </w:pPr>
+            <w:r>
+              <w:rPr>
+                <w:i/>
+                <w:iCs/>
+                <w:color w:val="5F6F80"/>
+                <w:sz w:val="19"/>
+                <w:szCs w:val="19"/>
+              </w:rPr>
+              <w:t xml:space="preserve">Not Fraction: write a counter-example that breaks the definition.</w:t>
+            </w:r>
+          </w:p>
+          <w:p>
+            <w:pPr>
+              <w:pBdr>
+                <w:bottom w:val="single" w:color="AFBECC" w:sz="6"/>
+              </w:pBdr>
+              <w:spacing w:after="30" w:before="150"/>
+            </w:pPr>
+            <w:r>
+              <w:t xml:space="preserve"/>
+            </w:r>
+          </w:p>
+        </w:tc>
+        <w:tc>
+          <w:tcPr>
+            <w:tcW w:type="dxa" w:w="2200"/>
+            <w:tcMar>
+              <w:top w:type="dxa" w:w="80"/>
+              <w:left w:type="dxa" w:w="100"/>
+              <w:bottom w:type="dxa" w:w="80"/>
+              <w:right w:type="dxa" w:w="100"/>
+            </w:tcMar>
+            <w:vAlign w:val="top"/>
+          </w:tcPr>
+          <w:p>
+            <w:pPr>
+              <w:spacing w:after="40"/>
               <w:jc w:val="center"/>
             </w:pPr>
             <w:r>
               <w:drawing>
                 <wp:inline distT="0" distB="0" distL="0" distR="0">
-                  <wp:extent cx="1047750" cy="790575"/>
+                  <wp:extent cx="876300" cy="657225"/>
                   <wp:effectExtent t="0" r="0" b="0" l="0"/>
                   <wp:docPr id="1" name="" descr="" title=""/>
                   <wp:cNvGraphicFramePr>
@@ -624,7 +900,7 @@
                         <pic:spPr bwMode="auto">
                           <a:xfrm>
                             <a:off x="0" y="0"/>
-                            <a:ext cx="1047750" cy="790575"/>
+                            <a:ext cx="876300" cy="657225"/>
                           </a:xfrm>
                           <a:prstGeom prst="rect">
                             <a:avLst/>
@@ -637,69 +913,10 @@
               </w:drawing>
             </w:r>
           </w:p>
-        </w:tc>
-        <w:tc>
-          <w:tcPr>
-            <w:tcW w:type="dxa" w:w="7560"/>
-            <w:tcMar>
-              <w:top w:type="dxa" w:w="100"/>
-              <w:left w:type="dxa" w:w="40"/>
-              <w:bottom w:type="dxa" w:w="100"/>
-              <w:right w:type="dxa" w:w="40"/>
-            </w:tcMar>
-            <w:vAlign w:val="center"/>
-          </w:tcPr>
-          <w:p>
-            <w:pPr>
-              <w:spacing w:after="50"/>
-            </w:pPr>
-            <w:r>
-              <w:rPr>
-                <w:b/>
-                <w:bCs/>
-                <w:color w:val="12355B"/>
-                <w:sz w:val="24"/>
-                <w:szCs w:val="24"/>
-              </w:rPr>
-              <w:t xml:space="preserve">Fraction</w:t>
-            </w:r>
-            <w:r>
-              <w:rPr>
-                <w:i/>
-                <w:iCs/>
-                <w:color w:val="5F6F80"/>
-                <w:sz w:val="19"/>
-                <w:szCs w:val="19"/>
-              </w:rPr>
-              <w:t xml:space="preserve">   Fracción</w:t>
-            </w:r>
-          </w:p>
-          <w:p>
-            <w:pPr>
-              <w:spacing w:after="40"/>
-            </w:pPr>
-            <w:r>
-              <w:rPr>
-                <w:sz w:val="21"/>
-                <w:szCs w:val="21"/>
-              </w:rPr>
-              <w:t xml:space="preserve">A number that shows part of a whole, like 3/4.</w:t>
-            </w:r>
-          </w:p>
           <w:p>
             <w:pPr>
               <w:spacing w:after="0"/>
             </w:pPr>
-            <w:r>
-              <w:rPr>
-                <w:b/>
-                <w:bCs/>
-                <w:color w:val="1FA6A2"/>
-                <w:sz w:val="18"/>
-                <w:szCs w:val="18"/>
-              </w:rPr>
-              <w:t xml:space="preserve">Example:  </w:t>
-            </w:r>
             <w:r>
               <w:rPr>
                 <w:i/>
@@ -713,23 +930,6 @@
           </w:p>
         </w:tc>
       </w:tr>
-    </w:tbl>
-    <w:tbl>
-      <w:tblPr>
-        <w:tblW w:type="pct" w:w="100%"/>
-        <w:tblBorders>
-          <w:top w:val="none" w:color="FFFFFF" w:sz="0"/>
-          <w:left w:val="none" w:color="FFFFFF" w:sz="0"/>
-          <w:bottom w:val="single" w:color="C7D2DD" w:sz="4"/>
-          <w:right w:val="none" w:color="FFFFFF" w:sz="0"/>
-          <w:insideH w:val="none" w:color="FFFFFF" w:sz="0"/>
-          <w:insideV w:val="none" w:color="FFFFFF" w:sz="0"/>
-        </w:tblBorders>
-      </w:tblPr>
-      <w:tblGrid>
-        <w:gridCol w:w="1800"/>
-        <w:gridCol w:w="7560"/>
-      </w:tblGrid>
       <w:tr>
         <w:trPr>
           <w:cantSplit/>
@@ -738,22 +938,126 @@
           <w:tcPr>
             <w:tcW w:type="dxa" w:w="1800"/>
             <w:tcMar>
-              <w:top w:type="dxa" w:w="100"/>
-              <w:left w:type="dxa" w:w="40"/>
-              <w:bottom w:type="dxa" w:w="100"/>
-              <w:right w:type="dxa" w:w="120"/>
-            </w:tcMar>
-            <w:vAlign w:val="center"/>
-          </w:tcPr>
+              <w:top w:type="dxa" w:w="80"/>
+              <w:left w:type="dxa" w:w="100"/>
+              <w:bottom w:type="dxa" w:w="80"/>
+              <w:right w:type="dxa" w:w="100"/>
+            </w:tcMar>
+            <w:vAlign w:val="top"/>
+          </w:tcPr>
+          <w:p>
+            <w:pPr>
+              <w:spacing w:after="30"/>
+            </w:pPr>
+            <w:r>
+              <w:rPr>
+                <w:b/>
+                <w:bCs/>
+                <w:color w:val="12355B"/>
+                <w:sz w:val="21"/>
+                <w:szCs w:val="21"/>
+              </w:rPr>
+              <w:t xml:space="preserve">Decimal</w:t>
+            </w:r>
+          </w:p>
           <w:p>
             <w:pPr>
               <w:spacing w:after="0"/>
+            </w:pPr>
+            <w:r>
+              <w:rPr>
+                <w:i/>
+                <w:iCs/>
+                <w:color w:val="5F6F80"/>
+                <w:sz w:val="18"/>
+                <w:szCs w:val="18"/>
+              </w:rPr>
+              <w:t xml:space="preserve">Decimal</w:t>
+            </w:r>
+          </w:p>
+        </w:tc>
+        <w:tc>
+          <w:tcPr>
+            <w:tcW w:type="dxa" w:w="3160"/>
+            <w:tcMar>
+              <w:top w:type="dxa" w:w="80"/>
+              <w:left w:type="dxa" w:w="100"/>
+              <w:bottom w:type="dxa" w:w="80"/>
+              <w:right w:type="dxa" w:w="100"/>
+            </w:tcMar>
+            <w:vAlign w:val="top"/>
+          </w:tcPr>
+          <w:p>
+            <w:pPr>
+              <w:spacing w:after="0"/>
+            </w:pPr>
+            <w:r>
+              <w:rPr>
+                <w:sz w:val="20"/>
+                <w:szCs w:val="20"/>
+              </w:rPr>
+              <w:t xml:space="preserve">A number with a dot, like 0.5, that shows a part less than one.</w:t>
+            </w:r>
+          </w:p>
+        </w:tc>
+        <w:tc>
+          <w:tcPr>
+            <w:tcW w:type="dxa" w:w="2200"/>
+            <w:tcMar>
+              <w:top w:type="dxa" w:w="80"/>
+              <w:left w:type="dxa" w:w="100"/>
+              <w:bottom w:type="dxa" w:w="80"/>
+              <w:right w:type="dxa" w:w="100"/>
+            </w:tcMar>
+            <w:vAlign w:val="top"/>
+          </w:tcPr>
+          <w:p>
+            <w:pPr>
+              <w:spacing w:after="40"/>
+            </w:pPr>
+            <w:r>
+              <w:rPr>
+                <w:i/>
+                <w:iCs/>
+                <w:color w:val="5F6F80"/>
+                <w:sz w:val="19"/>
+                <w:szCs w:val="19"/>
+              </w:rPr>
+              <w:t xml:space="preserve">Not Decimal: write a counter-example that breaks the definition.</w:t>
+            </w:r>
+          </w:p>
+          <w:p>
+            <w:pPr>
+              <w:pBdr>
+                <w:bottom w:val="single" w:color="AFBECC" w:sz="6"/>
+              </w:pBdr>
+              <w:spacing w:after="30" w:before="150"/>
+            </w:pPr>
+            <w:r>
+              <w:t xml:space="preserve"/>
+            </w:r>
+          </w:p>
+        </w:tc>
+        <w:tc>
+          <w:tcPr>
+            <w:tcW w:type="dxa" w:w="2200"/>
+            <w:tcMar>
+              <w:top w:type="dxa" w:w="80"/>
+              <w:left w:type="dxa" w:w="100"/>
+              <w:bottom w:type="dxa" w:w="80"/>
+              <w:right w:type="dxa" w:w="100"/>
+            </w:tcMar>
+            <w:vAlign w:val="top"/>
+          </w:tcPr>
+          <w:p>
+            <w:pPr>
+              <w:spacing w:after="40"/>
               <w:jc w:val="center"/>
             </w:pPr>
             <w:r>
               <w:drawing>
                 <wp:inline distT="0" distB="0" distL="0" distR="0">
-                  <wp:extent cx="1047750" cy="790575"/>
+                  <wp:extent cx="876300" cy="657225"/>
                   <wp:effectExtent t="0" r="0" b="0" l="0"/>
                   <wp:docPr id="1" name="" descr="" title=""/>
                   <wp:cNvGraphicFramePr>
@@ -778,7 +1082,7 @@
                         <pic:spPr bwMode="auto">
                           <a:xfrm>
                             <a:off x="0" y="0"/>
-                            <a:ext cx="1047750" cy="790575"/>
+                            <a:ext cx="876300" cy="657225"/>
                           </a:xfrm>
                           <a:prstGeom prst="rect">
                             <a:avLst/>
@@ -791,69 +1095,10 @@
               </w:drawing>
             </w:r>
           </w:p>
-        </w:tc>
-        <w:tc>
-          <w:tcPr>
-            <w:tcW w:type="dxa" w:w="7560"/>
-            <w:tcMar>
-              <w:top w:type="dxa" w:w="100"/>
-              <w:left w:type="dxa" w:w="40"/>
-              <w:bottom w:type="dxa" w:w="100"/>
-              <w:right w:type="dxa" w:w="40"/>
-            </w:tcMar>
-            <w:vAlign w:val="center"/>
-          </w:tcPr>
-          <w:p>
-            <w:pPr>
-              <w:spacing w:after="50"/>
-            </w:pPr>
-            <w:r>
-              <w:rPr>
-                <w:b/>
-                <w:bCs/>
-                <w:color w:val="12355B"/>
-                <w:sz w:val="24"/>
-                <w:szCs w:val="24"/>
-              </w:rPr>
-              <w:t xml:space="preserve">Decimal</w:t>
-            </w:r>
-            <w:r>
-              <w:rPr>
-                <w:i/>
-                <w:iCs/>
-                <w:color w:val="5F6F80"/>
-                <w:sz w:val="19"/>
-                <w:szCs w:val="19"/>
-              </w:rPr>
-              <w:t xml:space="preserve">   Decimal</w:t>
-            </w:r>
-          </w:p>
-          <w:p>
-            <w:pPr>
-              <w:spacing w:after="40"/>
-            </w:pPr>
-            <w:r>
-              <w:rPr>
-                <w:sz w:val="21"/>
-                <w:szCs w:val="21"/>
-              </w:rPr>
-              <w:t xml:space="preserve">A number with a dot, like 0.5, that shows a part less than one.</w:t>
-            </w:r>
-          </w:p>
           <w:p>
             <w:pPr>
               <w:spacing w:after="0"/>
             </w:pPr>
-            <w:r>
-              <w:rPr>
-                <w:b/>
-                <w:bCs/>
-                <w:color w:val="1FA6A2"/>
-                <w:sz w:val="18"/>
-                <w:szCs w:val="18"/>
-              </w:rPr>
-              <w:t xml:space="preserve">Example:  </w:t>
-            </w:r>
             <w:r>
               <w:rPr>
                 <w:i/>
@@ -867,23 +1112,6 @@
           </w:p>
         </w:tc>
       </w:tr>
-    </w:tbl>
-    <w:tbl>
-      <w:tblPr>
-        <w:tblW w:type="pct" w:w="100%"/>
-        <w:tblBorders>
-          <w:top w:val="none" w:color="FFFFFF" w:sz="0"/>
-          <w:left w:val="none" w:color="FFFFFF" w:sz="0"/>
-          <w:bottom w:val="single" w:color="C7D2DD" w:sz="4"/>
-          <w:right w:val="none" w:color="FFFFFF" w:sz="0"/>
-          <w:insideH w:val="none" w:color="FFFFFF" w:sz="0"/>
-          <w:insideV w:val="none" w:color="FFFFFF" w:sz="0"/>
-        </w:tblBorders>
-      </w:tblPr>
-      <w:tblGrid>
-        <w:gridCol w:w="1800"/>
-        <w:gridCol w:w="7560"/>
-      </w:tblGrid>
       <w:tr>
         <w:trPr>
           <w:cantSplit/>
@@ -892,22 +1120,126 @@
           <w:tcPr>
             <w:tcW w:type="dxa" w:w="1800"/>
             <w:tcMar>
-              <w:top w:type="dxa" w:w="100"/>
-              <w:left w:type="dxa" w:w="40"/>
-              <w:bottom w:type="dxa" w:w="100"/>
-              <w:right w:type="dxa" w:w="120"/>
-            </w:tcMar>
-            <w:vAlign w:val="center"/>
-          </w:tcPr>
+              <w:top w:type="dxa" w:w="80"/>
+              <w:left w:type="dxa" w:w="100"/>
+              <w:bottom w:type="dxa" w:w="80"/>
+              <w:right w:type="dxa" w:w="100"/>
+            </w:tcMar>
+            <w:vAlign w:val="top"/>
+          </w:tcPr>
+          <w:p>
+            <w:pPr>
+              <w:spacing w:after="30"/>
+            </w:pPr>
+            <w:r>
+              <w:rPr>
+                <w:b/>
+                <w:bCs/>
+                <w:color w:val="12355B"/>
+                <w:sz w:val="21"/>
+                <w:szCs w:val="21"/>
+              </w:rPr>
+              <w:t xml:space="preserve">Number line</w:t>
+            </w:r>
+          </w:p>
           <w:p>
             <w:pPr>
               <w:spacing w:after="0"/>
+            </w:pPr>
+            <w:r>
+              <w:rPr>
+                <w:i/>
+                <w:iCs/>
+                <w:color w:val="5F6F80"/>
+                <w:sz w:val="18"/>
+                <w:szCs w:val="18"/>
+              </w:rPr>
+              <w:t xml:space="preserve">Recta numérica</w:t>
+            </w:r>
+          </w:p>
+        </w:tc>
+        <w:tc>
+          <w:tcPr>
+            <w:tcW w:type="dxa" w:w="3160"/>
+            <w:tcMar>
+              <w:top w:type="dxa" w:w="80"/>
+              <w:left w:type="dxa" w:w="100"/>
+              <w:bottom w:type="dxa" w:w="80"/>
+              <w:right w:type="dxa" w:w="100"/>
+            </w:tcMar>
+            <w:vAlign w:val="top"/>
+          </w:tcPr>
+          <w:p>
+            <w:pPr>
+              <w:spacing w:after="0"/>
+            </w:pPr>
+            <w:r>
+              <w:rPr>
+                <w:sz w:val="20"/>
+                <w:szCs w:val="20"/>
+              </w:rPr>
+              <w:t xml:space="preserve">A straight line where numbers are placed in order; numbers get smaller to the left and larger to the right.</w:t>
+            </w:r>
+          </w:p>
+        </w:tc>
+        <w:tc>
+          <w:tcPr>
+            <w:tcW w:type="dxa" w:w="2200"/>
+            <w:tcMar>
+              <w:top w:type="dxa" w:w="80"/>
+              <w:left w:type="dxa" w:w="100"/>
+              <w:bottom w:type="dxa" w:w="80"/>
+              <w:right w:type="dxa" w:w="100"/>
+            </w:tcMar>
+            <w:vAlign w:val="top"/>
+          </w:tcPr>
+          <w:p>
+            <w:pPr>
+              <w:spacing w:after="40"/>
+            </w:pPr>
+            <w:r>
+              <w:rPr>
+                <w:i/>
+                <w:iCs/>
+                <w:color w:val="5F6F80"/>
+                <w:sz w:val="19"/>
+                <w:szCs w:val="19"/>
+              </w:rPr>
+              <w:t xml:space="preserve">Not Number line: write a counter-example that breaks the definition.</w:t>
+            </w:r>
+          </w:p>
+          <w:p>
+            <w:pPr>
+              <w:pBdr>
+                <w:bottom w:val="single" w:color="AFBECC" w:sz="6"/>
+              </w:pBdr>
+              <w:spacing w:after="30" w:before="150"/>
+            </w:pPr>
+            <w:r>
+              <w:t xml:space="preserve"/>
+            </w:r>
+          </w:p>
+        </w:tc>
+        <w:tc>
+          <w:tcPr>
+            <w:tcW w:type="dxa" w:w="2200"/>
+            <w:tcMar>
+              <w:top w:type="dxa" w:w="80"/>
+              <w:left w:type="dxa" w:w="100"/>
+              <w:bottom w:type="dxa" w:w="80"/>
+              <w:right w:type="dxa" w:w="100"/>
+            </w:tcMar>
+            <w:vAlign w:val="top"/>
+          </w:tcPr>
+          <w:p>
+            <w:pPr>
+              <w:spacing w:after="40"/>
               <w:jc w:val="center"/>
             </w:pPr>
             <w:r>
               <w:drawing>
                 <wp:inline distT="0" distB="0" distL="0" distR="0">
-                  <wp:extent cx="1047750" cy="790575"/>
+                  <wp:extent cx="876300" cy="657225"/>
                   <wp:effectExtent t="0" r="0" b="0" l="0"/>
                   <wp:docPr id="1" name="" descr="" title=""/>
                   <wp:cNvGraphicFramePr>
@@ -932,7 +1264,7 @@
                         <pic:spPr bwMode="auto">
                           <a:xfrm>
                             <a:off x="0" y="0"/>
-                            <a:ext cx="1047750" cy="790575"/>
+                            <a:ext cx="876300" cy="657225"/>
                           </a:xfrm>
                           <a:prstGeom prst="rect">
                             <a:avLst/>
@@ -945,69 +1277,10 @@
               </w:drawing>
             </w:r>
           </w:p>
-        </w:tc>
-        <w:tc>
-          <w:tcPr>
-            <w:tcW w:type="dxa" w:w="7560"/>
-            <w:tcMar>
-              <w:top w:type="dxa" w:w="100"/>
-              <w:left w:type="dxa" w:w="40"/>
-              <w:bottom w:type="dxa" w:w="100"/>
-              <w:right w:type="dxa" w:w="40"/>
-            </w:tcMar>
-            <w:vAlign w:val="center"/>
-          </w:tcPr>
-          <w:p>
-            <w:pPr>
-              <w:spacing w:after="50"/>
-            </w:pPr>
-            <w:r>
-              <w:rPr>
-                <w:b/>
-                <w:bCs/>
-                <w:color w:val="12355B"/>
-                <w:sz w:val="24"/>
-                <w:szCs w:val="24"/>
-              </w:rPr>
-              <w:t xml:space="preserve">Number line</w:t>
-            </w:r>
-            <w:r>
-              <w:rPr>
-                <w:i/>
-                <w:iCs/>
-                <w:color w:val="5F6F80"/>
-                <w:sz w:val="19"/>
-                <w:szCs w:val="19"/>
-              </w:rPr>
-              <w:t xml:space="preserve">   Recta numérica</w:t>
-            </w:r>
-          </w:p>
-          <w:p>
-            <w:pPr>
-              <w:spacing w:after="40"/>
-            </w:pPr>
-            <w:r>
-              <w:rPr>
-                <w:sz w:val="21"/>
-                <w:szCs w:val="21"/>
-              </w:rPr>
-              <w:t xml:space="preserve">A straight line where numbers are placed in order; numbers get smaller to the left and larger to the right.</w:t>
-            </w:r>
-          </w:p>
           <w:p>
             <w:pPr>
               <w:spacing w:after="0"/>
             </w:pPr>
-            <w:r>
-              <w:rPr>
-                <w:b/>
-                <w:bCs/>
-                <w:color w:val="1FA6A2"/>
-                <w:sz w:val="18"/>
-                <w:szCs w:val="18"/>
-              </w:rPr>
-              <w:t xml:space="preserve">Example:  </w:t>
-            </w:r>
             <w:r>
               <w:rPr>
                 <w:i/>
@@ -1021,23 +1294,6 @@
           </w:p>
         </w:tc>
       </w:tr>
-    </w:tbl>
-    <w:tbl>
-      <w:tblPr>
-        <w:tblW w:type="pct" w:w="100%"/>
-        <w:tblBorders>
-          <w:top w:val="none" w:color="FFFFFF" w:sz="0"/>
-          <w:left w:val="none" w:color="FFFFFF" w:sz="0"/>
-          <w:bottom w:val="single" w:color="C7D2DD" w:sz="4"/>
-          <w:right w:val="none" w:color="FFFFFF" w:sz="0"/>
-          <w:insideH w:val="none" w:color="FFFFFF" w:sz="0"/>
-          <w:insideV w:val="none" w:color="FFFFFF" w:sz="0"/>
-        </w:tblBorders>
-      </w:tblPr>
-      <w:tblGrid>
-        <w:gridCol w:w="1800"/>
-        <w:gridCol w:w="7560"/>
-      </w:tblGrid>
       <w:tr>
         <w:trPr>
           <w:cantSplit/>
@@ -1046,22 +1302,126 @@
           <w:tcPr>
             <w:tcW w:type="dxa" w:w="1800"/>
             <w:tcMar>
-              <w:top w:type="dxa" w:w="100"/>
-              <w:left w:type="dxa" w:w="40"/>
-              <w:bottom w:type="dxa" w:w="100"/>
-              <w:right w:type="dxa" w:w="120"/>
-            </w:tcMar>
-            <w:vAlign w:val="center"/>
-          </w:tcPr>
+              <w:top w:type="dxa" w:w="80"/>
+              <w:left w:type="dxa" w:w="100"/>
+              <w:bottom w:type="dxa" w:w="80"/>
+              <w:right w:type="dxa" w:w="100"/>
+            </w:tcMar>
+            <w:vAlign w:val="top"/>
+          </w:tcPr>
+          <w:p>
+            <w:pPr>
+              <w:spacing w:after="30"/>
+            </w:pPr>
+            <w:r>
+              <w:rPr>
+                <w:b/>
+                <w:bCs/>
+                <w:color w:val="12355B"/>
+                <w:sz w:val="21"/>
+                <w:szCs w:val="21"/>
+              </w:rPr>
+              <w:t xml:space="preserve">Equivalent</w:t>
+            </w:r>
+          </w:p>
           <w:p>
             <w:pPr>
               <w:spacing w:after="0"/>
+            </w:pPr>
+            <w:r>
+              <w:rPr>
+                <w:i/>
+                <w:iCs/>
+                <w:color w:val="5F6F80"/>
+                <w:sz w:val="18"/>
+                <w:szCs w:val="18"/>
+              </w:rPr>
+              <w:t xml:space="preserve">Equivalente</w:t>
+            </w:r>
+          </w:p>
+        </w:tc>
+        <w:tc>
+          <w:tcPr>
+            <w:tcW w:type="dxa" w:w="3160"/>
+            <w:tcMar>
+              <w:top w:type="dxa" w:w="80"/>
+              <w:left w:type="dxa" w:w="100"/>
+              <w:bottom w:type="dxa" w:w="80"/>
+              <w:right w:type="dxa" w:w="100"/>
+            </w:tcMar>
+            <w:vAlign w:val="top"/>
+          </w:tcPr>
+          <w:p>
+            <w:pPr>
+              <w:spacing w:after="0"/>
+            </w:pPr>
+            <w:r>
+              <w:rPr>
+                <w:sz w:val="20"/>
+                <w:szCs w:val="20"/>
+              </w:rPr>
+              <w:t xml:space="preserve">Having the same value, just written a different way.</w:t>
+            </w:r>
+          </w:p>
+        </w:tc>
+        <w:tc>
+          <w:tcPr>
+            <w:tcW w:type="dxa" w:w="2200"/>
+            <w:tcMar>
+              <w:top w:type="dxa" w:w="80"/>
+              <w:left w:type="dxa" w:w="100"/>
+              <w:bottom w:type="dxa" w:w="80"/>
+              <w:right w:type="dxa" w:w="100"/>
+            </w:tcMar>
+            <w:vAlign w:val="top"/>
+          </w:tcPr>
+          <w:p>
+            <w:pPr>
+              <w:spacing w:after="40"/>
+            </w:pPr>
+            <w:r>
+              <w:rPr>
+                <w:i/>
+                <w:iCs/>
+                <w:color w:val="5F6F80"/>
+                <w:sz w:val="19"/>
+                <w:szCs w:val="19"/>
+              </w:rPr>
+              <w:t xml:space="preserve">Not Equivalent: write a counter-example that breaks the definition.</w:t>
+            </w:r>
+          </w:p>
+          <w:p>
+            <w:pPr>
+              <w:pBdr>
+                <w:bottom w:val="single" w:color="AFBECC" w:sz="6"/>
+              </w:pBdr>
+              <w:spacing w:after="30" w:before="150"/>
+            </w:pPr>
+            <w:r>
+              <w:t xml:space="preserve"/>
+            </w:r>
+          </w:p>
+        </w:tc>
+        <w:tc>
+          <w:tcPr>
+            <w:tcW w:type="dxa" w:w="2200"/>
+            <w:tcMar>
+              <w:top w:type="dxa" w:w="80"/>
+              <w:left w:type="dxa" w:w="100"/>
+              <w:bottom w:type="dxa" w:w="80"/>
+              <w:right w:type="dxa" w:w="100"/>
+            </w:tcMar>
+            <w:vAlign w:val="top"/>
+          </w:tcPr>
+          <w:p>
+            <w:pPr>
+              <w:spacing w:after="40"/>
               <w:jc w:val="center"/>
             </w:pPr>
             <w:r>
               <w:drawing>
                 <wp:inline distT="0" distB="0" distL="0" distR="0">
-                  <wp:extent cx="1047750" cy="790575"/>
+                  <wp:extent cx="876300" cy="657225"/>
                   <wp:effectExtent t="0" r="0" b="0" l="0"/>
                   <wp:docPr id="1" name="" descr="" title=""/>
                   <wp:cNvGraphicFramePr>
@@ -1086,7 +1446,7 @@
                         <pic:spPr bwMode="auto">
                           <a:xfrm>
                             <a:off x="0" y="0"/>
-                            <a:ext cx="1047750" cy="790575"/>
+                            <a:ext cx="876300" cy="657225"/>
                           </a:xfrm>
                           <a:prstGeom prst="rect">
                             <a:avLst/>
@@ -1099,69 +1459,10 @@
               </w:drawing>
             </w:r>
           </w:p>
-        </w:tc>
-        <w:tc>
-          <w:tcPr>
-            <w:tcW w:type="dxa" w:w="7560"/>
-            <w:tcMar>
-              <w:top w:type="dxa" w:w="100"/>
-              <w:left w:type="dxa" w:w="40"/>
-              <w:bottom w:type="dxa" w:w="100"/>
-              <w:right w:type="dxa" w:w="40"/>
-            </w:tcMar>
-            <w:vAlign w:val="center"/>
-          </w:tcPr>
-          <w:p>
-            <w:pPr>
-              <w:spacing w:after="50"/>
-            </w:pPr>
-            <w:r>
-              <w:rPr>
-                <w:b/>
-                <w:bCs/>
-                <w:color w:val="12355B"/>
-                <w:sz w:val="24"/>
-                <w:szCs w:val="24"/>
-              </w:rPr>
-              <w:t xml:space="preserve">Equivalent</w:t>
-            </w:r>
-            <w:r>
-              <w:rPr>
-                <w:i/>
-                <w:iCs/>
-                <w:color w:val="5F6F80"/>
-                <w:sz w:val="19"/>
-                <w:szCs w:val="19"/>
-              </w:rPr>
-              <w:t xml:space="preserve">   Equivalente</w:t>
-            </w:r>
-          </w:p>
-          <w:p>
-            <w:pPr>
-              <w:spacing w:after="40"/>
-            </w:pPr>
-            <w:r>
-              <w:rPr>
-                <w:sz w:val="21"/>
-                <w:szCs w:val="21"/>
-              </w:rPr>
-              <w:t xml:space="preserve">Having the same value, just written a different way.</w:t>
-            </w:r>
-          </w:p>
           <w:p>
             <w:pPr>
               <w:spacing w:after="0"/>
             </w:pPr>
-            <w:r>
-              <w:rPr>
-                <w:b/>
-                <w:bCs/>
-                <w:color w:val="1FA6A2"/>
-                <w:sz w:val="18"/>
-                <w:szCs w:val="18"/>
-              </w:rPr>
-              <w:t xml:space="preserve">Example:  </w:t>
-            </w:r>
             <w:r>
               <w:rPr>
                 <w:i/>
@@ -1175,23 +1476,6 @@
           </w:p>
         </w:tc>
       </w:tr>
-    </w:tbl>
-    <w:tbl>
-      <w:tblPr>
-        <w:tblW w:type="pct" w:w="100%"/>
-        <w:tblBorders>
-          <w:top w:val="none" w:color="FFFFFF" w:sz="0"/>
-          <w:left w:val="none" w:color="FFFFFF" w:sz="0"/>
-          <w:bottom w:val="single" w:color="C7D2DD" w:sz="4"/>
-          <w:right w:val="none" w:color="FFFFFF" w:sz="0"/>
-          <w:insideH w:val="none" w:color="FFFFFF" w:sz="0"/>
-          <w:insideV w:val="none" w:color="FFFFFF" w:sz="0"/>
-        </w:tblBorders>
-      </w:tblPr>
-      <w:tblGrid>
-        <w:gridCol w:w="1800"/>
-        <w:gridCol w:w="7560"/>
-      </w:tblGrid>
       <w:tr>
         <w:trPr>
           <w:cantSplit/>
@@ -1200,22 +1484,126 @@
           <w:tcPr>
             <w:tcW w:type="dxa" w:w="1800"/>
             <w:tcMar>
-              <w:top w:type="dxa" w:w="100"/>
-              <w:left w:type="dxa" w:w="40"/>
-              <w:bottom w:type="dxa" w:w="100"/>
-              <w:right w:type="dxa" w:w="120"/>
-            </w:tcMar>
-            <w:vAlign w:val="center"/>
-          </w:tcPr>
+              <w:top w:type="dxa" w:w="80"/>
+              <w:left w:type="dxa" w:w="100"/>
+              <w:bottom w:type="dxa" w:w="80"/>
+              <w:right w:type="dxa" w:w="100"/>
+            </w:tcMar>
+            <w:vAlign w:val="top"/>
+          </w:tcPr>
+          <w:p>
+            <w:pPr>
+              <w:spacing w:after="30"/>
+            </w:pPr>
+            <w:r>
+              <w:rPr>
+                <w:b/>
+                <w:bCs/>
+                <w:color w:val="12355B"/>
+                <w:sz w:val="21"/>
+                <w:szCs w:val="21"/>
+              </w:rPr>
+              <w:t xml:space="preserve">Integer</w:t>
+            </w:r>
+          </w:p>
           <w:p>
             <w:pPr>
               <w:spacing w:after="0"/>
+            </w:pPr>
+            <w:r>
+              <w:rPr>
+                <w:i/>
+                <w:iCs/>
+                <w:color w:val="5F6F80"/>
+                <w:sz w:val="18"/>
+                <w:szCs w:val="18"/>
+              </w:rPr>
+              <w:t xml:space="preserve">Número entero</w:t>
+            </w:r>
+          </w:p>
+        </w:tc>
+        <w:tc>
+          <w:tcPr>
+            <w:tcW w:type="dxa" w:w="3160"/>
+            <w:tcMar>
+              <w:top w:type="dxa" w:w="80"/>
+              <w:left w:type="dxa" w:w="100"/>
+              <w:bottom w:type="dxa" w:w="80"/>
+              <w:right w:type="dxa" w:w="100"/>
+            </w:tcMar>
+            <w:vAlign w:val="top"/>
+          </w:tcPr>
+          <w:p>
+            <w:pPr>
+              <w:spacing w:after="0"/>
+            </w:pPr>
+            <w:r>
+              <w:rPr>
+                <w:sz w:val="20"/>
+                <w:szCs w:val="20"/>
+              </w:rPr>
+              <w:t xml:space="preserve">Whole numbers and their opposites, like -2, -1, 0, 1, 2.</w:t>
+            </w:r>
+          </w:p>
+        </w:tc>
+        <w:tc>
+          <w:tcPr>
+            <w:tcW w:type="dxa" w:w="2200"/>
+            <w:tcMar>
+              <w:top w:type="dxa" w:w="80"/>
+              <w:left w:type="dxa" w:w="100"/>
+              <w:bottom w:type="dxa" w:w="80"/>
+              <w:right w:type="dxa" w:w="100"/>
+            </w:tcMar>
+            <w:vAlign w:val="top"/>
+          </w:tcPr>
+          <w:p>
+            <w:pPr>
+              <w:spacing w:after="40"/>
+            </w:pPr>
+            <w:r>
+              <w:rPr>
+                <w:i/>
+                <w:iCs/>
+                <w:color w:val="5F6F80"/>
+                <w:sz w:val="19"/>
+                <w:szCs w:val="19"/>
+              </w:rPr>
+              <w:t xml:space="preserve">Not Integer: write a counter-example that breaks the definition.</w:t>
+            </w:r>
+          </w:p>
+          <w:p>
+            <w:pPr>
+              <w:pBdr>
+                <w:bottom w:val="single" w:color="AFBECC" w:sz="6"/>
+              </w:pBdr>
+              <w:spacing w:after="30" w:before="150"/>
+            </w:pPr>
+            <w:r>
+              <w:t xml:space="preserve"/>
+            </w:r>
+          </w:p>
+        </w:tc>
+        <w:tc>
+          <w:tcPr>
+            <w:tcW w:type="dxa" w:w="2200"/>
+            <w:tcMar>
+              <w:top w:type="dxa" w:w="80"/>
+              <w:left w:type="dxa" w:w="100"/>
+              <w:bottom w:type="dxa" w:w="80"/>
+              <w:right w:type="dxa" w:w="100"/>
+            </w:tcMar>
+            <w:vAlign w:val="top"/>
+          </w:tcPr>
+          <w:p>
+            <w:pPr>
+              <w:spacing w:after="40"/>
               <w:jc w:val="center"/>
             </w:pPr>
             <w:r>
               <w:drawing>
                 <wp:inline distT="0" distB="0" distL="0" distR="0">
-                  <wp:extent cx="1047750" cy="790575"/>
+                  <wp:extent cx="876300" cy="657225"/>
                   <wp:effectExtent t="0" r="0" b="0" l="0"/>
                   <wp:docPr id="1" name="" descr="" title=""/>
                   <wp:cNvGraphicFramePr>
@@ -1240,7 +1628,7 @@
                         <pic:spPr bwMode="auto">
                           <a:xfrm>
                             <a:off x="0" y="0"/>
-                            <a:ext cx="1047750" cy="790575"/>
+                            <a:ext cx="876300" cy="657225"/>
                           </a:xfrm>
                           <a:prstGeom prst="rect">
                             <a:avLst/>
@@ -1253,69 +1641,10 @@
               </w:drawing>
             </w:r>
           </w:p>
-        </w:tc>
-        <w:tc>
-          <w:tcPr>
-            <w:tcW w:type="dxa" w:w="7560"/>
-            <w:tcMar>
-              <w:top w:type="dxa" w:w="100"/>
-              <w:left w:type="dxa" w:w="40"/>
-              <w:bottom w:type="dxa" w:w="100"/>
-              <w:right w:type="dxa" w:w="40"/>
-            </w:tcMar>
-            <w:vAlign w:val="center"/>
-          </w:tcPr>
-          <w:p>
-            <w:pPr>
-              <w:spacing w:after="50"/>
-            </w:pPr>
-            <w:r>
-              <w:rPr>
-                <w:b/>
-                <w:bCs/>
-                <w:color w:val="12355B"/>
-                <w:sz w:val="24"/>
-                <w:szCs w:val="24"/>
-              </w:rPr>
-              <w:t xml:space="preserve">Integer</w:t>
-            </w:r>
-            <w:r>
-              <w:rPr>
-                <w:i/>
-                <w:iCs/>
-                <w:color w:val="5F6F80"/>
-                <w:sz w:val="19"/>
-                <w:szCs w:val="19"/>
-              </w:rPr>
-              <w:t xml:space="preserve">   Número entero</w:t>
-            </w:r>
-          </w:p>
-          <w:p>
-            <w:pPr>
-              <w:spacing w:after="40"/>
-            </w:pPr>
-            <w:r>
-              <w:rPr>
-                <w:sz w:val="21"/>
-                <w:szCs w:val="21"/>
-              </w:rPr>
-              <w:t xml:space="preserve">Whole numbers and their opposites, like -2, -1, 0, 1, 2.</w:t>
-            </w:r>
-          </w:p>
           <w:p>
             <w:pPr>
               <w:spacing w:after="0"/>
             </w:pPr>
-            <w:r>
-              <w:rPr>
-                <w:b/>
-                <w:bCs/>
-                <w:color w:val="1FA6A2"/>
-                <w:sz w:val="18"/>
-                <w:szCs w:val="18"/>
-              </w:rPr>
-              <w:t xml:space="preserve">Example:  </w:t>
-            </w:r>
             <w:r>
               <w:rPr>
                 <w:i/>
@@ -1329,23 +1658,6 @@
           </w:p>
         </w:tc>
       </w:tr>
-    </w:tbl>
-    <w:tbl>
-      <w:tblPr>
-        <w:tblW w:type="pct" w:w="100%"/>
-        <w:tblBorders>
-          <w:top w:val="none" w:color="FFFFFF" w:sz="0"/>
-          <w:left w:val="none" w:color="FFFFFF" w:sz="0"/>
-          <w:bottom w:val="single" w:color="C7D2DD" w:sz="4"/>
-          <w:right w:val="none" w:color="FFFFFF" w:sz="0"/>
-          <w:insideH w:val="none" w:color="FFFFFF" w:sz="0"/>
-          <w:insideV w:val="none" w:color="FFFFFF" w:sz="0"/>
-        </w:tblBorders>
-      </w:tblPr>
-      <w:tblGrid>
-        <w:gridCol w:w="1800"/>
-        <w:gridCol w:w="7560"/>
-      </w:tblGrid>
       <w:tr>
         <w:trPr>
           <w:cantSplit/>
@@ -1354,22 +1666,126 @@
           <w:tcPr>
             <w:tcW w:type="dxa" w:w="1800"/>
             <w:tcMar>
-              <w:top w:type="dxa" w:w="100"/>
-              <w:left w:type="dxa" w:w="40"/>
-              <w:bottom w:type="dxa" w:w="100"/>
-              <w:right w:type="dxa" w:w="120"/>
-            </w:tcMar>
-            <w:vAlign w:val="center"/>
-          </w:tcPr>
+              <w:top w:type="dxa" w:w="80"/>
+              <w:left w:type="dxa" w:w="100"/>
+              <w:bottom w:type="dxa" w:w="80"/>
+              <w:right w:type="dxa" w:w="100"/>
+            </w:tcMar>
+            <w:vAlign w:val="top"/>
+          </w:tcPr>
+          <w:p>
+            <w:pPr>
+              <w:spacing w:after="30"/>
+            </w:pPr>
+            <w:r>
+              <w:rPr>
+                <w:b/>
+                <w:bCs/>
+                <w:color w:val="12355B"/>
+                <w:sz w:val="21"/>
+                <w:szCs w:val="21"/>
+              </w:rPr>
+              <w:t xml:space="preserve">Opposite</w:t>
+            </w:r>
+          </w:p>
           <w:p>
             <w:pPr>
               <w:spacing w:after="0"/>
+            </w:pPr>
+            <w:r>
+              <w:rPr>
+                <w:i/>
+                <w:iCs/>
+                <w:color w:val="5F6F80"/>
+                <w:sz w:val="18"/>
+                <w:szCs w:val="18"/>
+              </w:rPr>
+              <w:t xml:space="preserve">Opuesto</w:t>
+            </w:r>
+          </w:p>
+        </w:tc>
+        <w:tc>
+          <w:tcPr>
+            <w:tcW w:type="dxa" w:w="3160"/>
+            <w:tcMar>
+              <w:top w:type="dxa" w:w="80"/>
+              <w:left w:type="dxa" w:w="100"/>
+              <w:bottom w:type="dxa" w:w="80"/>
+              <w:right w:type="dxa" w:w="100"/>
+            </w:tcMar>
+            <w:vAlign w:val="top"/>
+          </w:tcPr>
+          <w:p>
+            <w:pPr>
+              <w:spacing w:after="0"/>
+            </w:pPr>
+            <w:r>
+              <w:rPr>
+                <w:sz w:val="20"/>
+                <w:szCs w:val="20"/>
+              </w:rPr>
+              <w:t xml:space="preserve">A number the same distance from 0 on the other side of 0.</w:t>
+            </w:r>
+          </w:p>
+        </w:tc>
+        <w:tc>
+          <w:tcPr>
+            <w:tcW w:type="dxa" w:w="2200"/>
+            <w:tcMar>
+              <w:top w:type="dxa" w:w="80"/>
+              <w:left w:type="dxa" w:w="100"/>
+              <w:bottom w:type="dxa" w:w="80"/>
+              <w:right w:type="dxa" w:w="100"/>
+            </w:tcMar>
+            <w:vAlign w:val="top"/>
+          </w:tcPr>
+          <w:p>
+            <w:pPr>
+              <w:spacing w:after="40"/>
+            </w:pPr>
+            <w:r>
+              <w:rPr>
+                <w:i/>
+                <w:iCs/>
+                <w:color w:val="5F6F80"/>
+                <w:sz w:val="19"/>
+                <w:szCs w:val="19"/>
+              </w:rPr>
+              <w:t xml:space="preserve">Not Opposite: write a counter-example that breaks the definition.</w:t>
+            </w:r>
+          </w:p>
+          <w:p>
+            <w:pPr>
+              <w:pBdr>
+                <w:bottom w:val="single" w:color="AFBECC" w:sz="6"/>
+              </w:pBdr>
+              <w:spacing w:after="30" w:before="150"/>
+            </w:pPr>
+            <w:r>
+              <w:t xml:space="preserve"/>
+            </w:r>
+          </w:p>
+        </w:tc>
+        <w:tc>
+          <w:tcPr>
+            <w:tcW w:type="dxa" w:w="2200"/>
+            <w:tcMar>
+              <w:top w:type="dxa" w:w="80"/>
+              <w:left w:type="dxa" w:w="100"/>
+              <w:bottom w:type="dxa" w:w="80"/>
+              <w:right w:type="dxa" w:w="100"/>
+            </w:tcMar>
+            <w:vAlign w:val="top"/>
+          </w:tcPr>
+          <w:p>
+            <w:pPr>
+              <w:spacing w:after="40"/>
               <w:jc w:val="center"/>
             </w:pPr>
             <w:r>
               <w:drawing>
                 <wp:inline distT="0" distB="0" distL="0" distR="0">
-                  <wp:extent cx="1047750" cy="790575"/>
+                  <wp:extent cx="876300" cy="657225"/>
                   <wp:effectExtent t="0" r="0" b="0" l="0"/>
                   <wp:docPr id="1" name="" descr="" title=""/>
                   <wp:cNvGraphicFramePr>
@@ -1394,7 +1810,7 @@
                         <pic:spPr bwMode="auto">
                           <a:xfrm>
                             <a:off x="0" y="0"/>
-                            <a:ext cx="1047750" cy="790575"/>
+                            <a:ext cx="876300" cy="657225"/>
                           </a:xfrm>
                           <a:prstGeom prst="rect">
                             <a:avLst/>
@@ -1407,69 +1823,10 @@
               </w:drawing>
             </w:r>
           </w:p>
-        </w:tc>
-        <w:tc>
-          <w:tcPr>
-            <w:tcW w:type="dxa" w:w="7560"/>
-            <w:tcMar>
-              <w:top w:type="dxa" w:w="100"/>
-              <w:left w:type="dxa" w:w="40"/>
-              <w:bottom w:type="dxa" w:w="100"/>
-              <w:right w:type="dxa" w:w="40"/>
-            </w:tcMar>
-            <w:vAlign w:val="center"/>
-          </w:tcPr>
-          <w:p>
-            <w:pPr>
-              <w:spacing w:after="50"/>
-            </w:pPr>
-            <w:r>
-              <w:rPr>
-                <w:b/>
-                <w:bCs/>
-                <w:color w:val="12355B"/>
-                <w:sz w:val="24"/>
-                <w:szCs w:val="24"/>
-              </w:rPr>
-              <w:t xml:space="preserve">Opposite</w:t>
-            </w:r>
-            <w:r>
-              <w:rPr>
-                <w:i/>
-                <w:iCs/>
-                <w:color w:val="5F6F80"/>
-                <w:sz w:val="19"/>
-                <w:szCs w:val="19"/>
-              </w:rPr>
-              <w:t xml:space="preserve">   Opuesto</w:t>
-            </w:r>
-          </w:p>
-          <w:p>
-            <w:pPr>
-              <w:spacing w:after="40"/>
-            </w:pPr>
-            <w:r>
-              <w:rPr>
-                <w:sz w:val="21"/>
-                <w:szCs w:val="21"/>
-              </w:rPr>
-              <w:t xml:space="preserve">A number the same distance from 0 on the other side of 0.</w:t>
-            </w:r>
-          </w:p>
           <w:p>
             <w:pPr>
               <w:spacing w:after="0"/>
             </w:pPr>
-            <w:r>
-              <w:rPr>
-                <w:b/>
-                <w:bCs/>
-                <w:color w:val="1FA6A2"/>
-                <w:sz w:val="18"/>
-                <w:szCs w:val="18"/>
-              </w:rPr>
-              <w:t xml:space="preserve">Example:  </w:t>
-            </w:r>
             <w:r>
               <w:rPr>
                 <w:i/>
@@ -3855,7 +4212,7 @@
           <w:sz w:val="19"/>
           <w:szCs w:val="19"/>
         </w:rPr>
-        <w:t xml:space="preserve">   You Do — show your work</w:t>
+        <w:t xml:space="preserve">   You Do — show your work and reasoning</w:t>
       </w:r>
     </w:p>
     <w:p>
@@ -3870,7 +4227,7 @@
           <w:sz w:val="19"/>
           <w:szCs w:val="19"/>
         </w:rPr>
-        <w:t xml:space="preserve">Solve each problem. Show your thinking in the work box.</w:t>
+        <w:t xml:space="preserve">Solve each problem in the middle column and explain your reasoning using the sentence starters on the right.</w:t>
       </w:r>
     </w:p>
     <w:p>
@@ -3899,120 +4256,258 @@
         <w:t xml:space="preserve">   extra scaffolding</w:t>
       </w:r>
     </w:p>
-    <w:p>
-      <w:pPr>
-        <w:keepNext/>
-        <w:spacing w:after="60" w:before="160"/>
-      </w:pPr>
-      <w:r>
-        <w:rPr>
-          <w:b/>
-          <w:bCs/>
-          <w:color w:val="12355B"/>
-          <w:sz w:val="22"/>
-          <w:szCs w:val="22"/>
-        </w:rPr>
-        <w:t xml:space="preserve">1.  </w:t>
-      </w:r>
-      <w:r>
-        <w:rPr>
-          <w:b/>
-          <w:bCs/>
-          <w:sz w:val="21"/>
-          <w:szCs w:val="21"/>
-        </w:rPr>
-        <w:t xml:space="preserve">Where is -3/4 located on the number line?</w:t>
-      </w:r>
-    </w:p>
-    <w:p>
-      <w:pPr>
-        <w:spacing w:after="40"/>
-        <w:ind w:left="420"/>
-      </w:pPr>
-      <w:r>
-        <w:rPr>
-          <w:sz w:val="20"/>
-          <w:szCs w:val="20"/>
-        </w:rPr>
-        <w:t xml:space="preserve">A)  Between -3 and -4</w:t>
-      </w:r>
-    </w:p>
-    <w:p>
-      <w:pPr>
-        <w:spacing w:after="40"/>
-        <w:ind w:left="420"/>
-      </w:pPr>
-      <w:r>
-        <w:rPr>
-          <w:sz w:val="20"/>
-          <w:szCs w:val="20"/>
-        </w:rPr>
-        <w:t xml:space="preserve">B)  Between -1 and -2</w:t>
-      </w:r>
-    </w:p>
-    <w:p>
-      <w:pPr>
-        <w:spacing w:after="40"/>
-        <w:ind w:left="420"/>
-      </w:pPr>
-      <w:r>
-        <w:rPr>
-          <w:sz w:val="20"/>
-          <w:szCs w:val="20"/>
-        </w:rPr>
-        <w:t xml:space="preserve">C)  Between 0 and -1</w:t>
-      </w:r>
-    </w:p>
-    <w:p>
-      <w:pPr>
-        <w:spacing w:after="40"/>
-        <w:ind w:left="420"/>
-      </w:pPr>
-      <w:r>
-        <w:rPr>
-          <w:sz w:val="20"/>
-          <w:szCs w:val="20"/>
-        </w:rPr>
-        <w:t xml:space="preserve">D)  Between 0 and 1</w:t>
-      </w:r>
-    </w:p>
-    <w:p>
-      <w:pPr>
-        <w:spacing w:after="20"/>
-      </w:pPr>
-      <w:r>
-        <w:t xml:space="preserve"/>
-      </w:r>
-    </w:p>
     <w:tbl>
       <w:tblPr>
-        <w:tblW w:type="pct" w:w="100%"/>
+        <w:tblW w:type="dxa" w:w="9360"/>
         <w:tblBorders>
           <w:top w:val="single" w:color="C7D2DD" w:sz="6"/>
           <w:left w:val="single" w:color="C7D2DD" w:sz="6"/>
           <w:bottom w:val="single" w:color="C7D2DD" w:sz="6"/>
           <w:right w:val="single" w:color="C7D2DD" w:sz="6"/>
-          <w:insideH w:val="single" w:color="auto" w:sz="4"/>
-          <w:insideV w:val="single" w:color="auto" w:sz="4"/>
+          <w:insideH w:val="single" w:color="C7D2DD" w:sz="6"/>
+          <w:insideV w:val="single" w:color="C7D2DD" w:sz="6"/>
         </w:tblBorders>
       </w:tblPr>
       <w:tblGrid>
-        <w:gridCol w:w="100"/>
+        <w:gridCol w:w="2800"/>
+        <w:gridCol w:w="3560"/>
+        <w:gridCol w:w="3000"/>
       </w:tblGrid>
       <w:tr>
-        <w:tc>
-          <w:tcPr>
+        <w:trPr>
+          <w:cantSplit/>
+          <w:tblHeader/>
+        </w:trPr>
+        <w:tc>
+          <w:tcPr>
+            <w:tcW w:type="dxa" w:w="2800"/>
+            <w:shd w:fill="EEF4F8" w:color="auto" w:val="clear"/>
+            <w:tcMar>
+              <w:top w:type="dxa" w:w="60"/>
+              <w:left w:type="dxa" w:w="100"/>
+              <w:bottom w:type="dxa" w:w="60"/>
+              <w:right w:type="dxa" w:w="100"/>
+            </w:tcMar>
+          </w:tcPr>
+          <w:p>
+            <w:pPr>
+              <w:spacing w:after="0"/>
+            </w:pPr>
+            <w:r>
+              <w:rPr>
+                <w:b/>
+                <w:bCs/>
+                <w:color w:val="12355B"/>
+                <w:sz w:val="16"/>
+                <w:szCs w:val="16"/>
+              </w:rPr>
+              <w:t xml:space="preserve">CORE PROBLEM / GIVEN REPRESENTATION</w:t>
+            </w:r>
+          </w:p>
+        </w:tc>
+        <w:tc>
+          <w:tcPr>
+            <w:tcW w:type="dxa" w:w="3560"/>
+            <w:shd w:fill="EEF4F8" w:color="auto" w:val="clear"/>
+            <w:tcMar>
+              <w:top w:type="dxa" w:w="60"/>
+              <w:left w:type="dxa" w:w="100"/>
+              <w:bottom w:type="dxa" w:w="60"/>
+              <w:right w:type="dxa" w:w="100"/>
+            </w:tcMar>
+          </w:tcPr>
+          <w:p>
+            <w:pPr>
+              <w:spacing w:after="0"/>
+            </w:pPr>
+            <w:r>
+              <w:rPr>
+                <w:b/>
+                <w:bCs/>
+                <w:color w:val="12355B"/>
+                <w:sz w:val="16"/>
+                <w:szCs w:val="16"/>
+              </w:rPr>
+              <w:t xml:space="preserve">WORKING SPACE / CALCULATION STEPS</w:t>
+            </w:r>
+          </w:p>
+        </w:tc>
+        <w:tc>
+          <w:tcPr>
+            <w:tcW w:type="dxa" w:w="3000"/>
             <w:shd w:fill="FBF3E2" w:color="auto" w:val="clear"/>
             <w:tcMar>
               <w:top w:type="dxa" w:w="60"/>
-              <w:left w:type="dxa" w:w="120"/>
+              <w:left w:type="dxa" w:w="100"/>
               <w:bottom w:type="dxa" w:w="60"/>
-              <w:right w:type="dxa" w:w="120"/>
-            </w:tcMar>
-          </w:tcPr>
-          <w:p>
-            <w:pPr>
-              <w:spacing w:after="0" w:line="320"/>
+              <w:right w:type="dxa" w:w="100"/>
+            </w:tcMar>
+          </w:tcPr>
+          <w:p>
+            <w:pPr>
+              <w:spacing w:after="0"/>
+            </w:pPr>
+            <w:r>
+              <w:rPr>
+                <w:b/>
+                <w:bCs/>
+                <w:color w:val="B97A12"/>
+                <w:sz w:val="16"/>
+                <w:szCs w:val="16"/>
+              </w:rPr>
+              <w:t xml:space="preserve">EXPLAIN YOUR REASONING</w:t>
+            </w:r>
+          </w:p>
+        </w:tc>
+      </w:tr>
+      <w:tr>
+        <w:trPr>
+          <w:cantSplit/>
+        </w:trPr>
+        <w:tc>
+          <w:tcPr>
+            <w:tcW w:type="dxa" w:w="2800"/>
+            <w:tcMar>
+              <w:top w:type="dxa" w:w="80"/>
+              <w:left w:type="dxa" w:w="100"/>
+              <w:bottom w:type="dxa" w:w="80"/>
+              <w:right w:type="dxa" w:w="100"/>
+            </w:tcMar>
+            <w:vAlign w:val="top"/>
+          </w:tcPr>
+          <w:p>
+            <w:pPr>
+              <w:spacing w:after="60"/>
+            </w:pPr>
+            <w:r>
+              <w:rPr>
+                <w:b/>
+                <w:bCs/>
+                <w:color w:val="12355B"/>
+                <w:sz w:val="21"/>
+                <w:szCs w:val="21"/>
+              </w:rPr>
+              <w:t xml:space="preserve">1.  </w:t>
+            </w:r>
+            <w:r>
+              <w:rPr>
+                <w:b/>
+                <w:bCs/>
+                <w:sz w:val="20"/>
+                <w:szCs w:val="20"/>
+              </w:rPr>
+              <w:t xml:space="preserve">Where is -3/4 located on the number line?</w:t>
+            </w:r>
+          </w:p>
+          <w:p>
+            <w:pPr>
+              <w:spacing w:after="30"/>
+              <w:ind w:left="180"/>
+            </w:pPr>
+            <w:r>
+              <w:rPr>
+                <w:sz w:val="19"/>
+                <w:szCs w:val="19"/>
+              </w:rPr>
+              <w:t xml:space="preserve">A)  Between -3 and -4</w:t>
+            </w:r>
+          </w:p>
+          <w:p>
+            <w:pPr>
+              <w:spacing w:after="30"/>
+              <w:ind w:left="180"/>
+            </w:pPr>
+            <w:r>
+              <w:rPr>
+                <w:sz w:val="19"/>
+                <w:szCs w:val="19"/>
+              </w:rPr>
+              <w:t xml:space="preserve">B)  Between -1 and -2</w:t>
+            </w:r>
+          </w:p>
+          <w:p>
+            <w:pPr>
+              <w:spacing w:after="30"/>
+              <w:ind w:left="180"/>
+            </w:pPr>
+            <w:r>
+              <w:rPr>
+                <w:sz w:val="19"/>
+                <w:szCs w:val="19"/>
+              </w:rPr>
+              <w:t xml:space="preserve">C)  Between 0 and -1</w:t>
+            </w:r>
+          </w:p>
+          <w:p>
+            <w:pPr>
+              <w:spacing w:after="30"/>
+              <w:ind w:left="180"/>
+            </w:pPr>
+            <w:r>
+              <w:rPr>
+                <w:sz w:val="19"/>
+                <w:szCs w:val="19"/>
+              </w:rPr>
+              <w:t xml:space="preserve">D)  Between 0 and 1</w:t>
+            </w:r>
+          </w:p>
+        </w:tc>
+        <w:tc>
+          <w:tcPr>
+            <w:tcW w:type="dxa" w:w="3560"/>
+            <w:tcMar>
+              <w:top w:type="dxa" w:w="80"/>
+              <w:left w:type="dxa" w:w="100"/>
+              <w:bottom w:type="dxa" w:w="80"/>
+              <w:right w:type="dxa" w:w="100"/>
+            </w:tcMar>
+            <w:vAlign w:val="top"/>
+          </w:tcPr>
+          <w:p>
+            <w:pPr>
+              <w:spacing w:after="40"/>
+            </w:pPr>
+            <w:r>
+              <w:rPr>
+                <w:b/>
+                <w:bCs/>
+                <w:color w:val="1FA6A2"/>
+                <w:sz w:val="19"/>
+                <w:szCs w:val="19"/>
+              </w:rPr>
+              <w:t xml:space="preserve">Solution:  </w:t>
+            </w:r>
+            <w:r>
+              <w:rPr>
+                <w:b/>
+                <w:bCs/>
+                <w:sz w:val="19"/>
+                <w:szCs w:val="19"/>
+              </w:rPr>
+              <w:t xml:space="preserve">C)  Between 0 and -1</w:t>
+            </w:r>
+          </w:p>
+          <w:p>
+            <w:pPr>
+              <w:spacing w:after="40"/>
+            </w:pPr>
+            <w:r>
+              <w:rPr>
+                <w:i/>
+                <w:iCs/>
+                <w:color w:val="5F6F80"/>
+                <w:sz w:val="18"/>
+                <w:szCs w:val="18"/>
+              </w:rPr>
+              <w:t xml:space="preserve">-3/4 = -0.75, which is between 0 and -1. It is 3/4 of the way from 0 toward -1.</w:t>
+            </w:r>
+          </w:p>
+          <w:p>
+            <w:pPr>
+              <w:pBdr>
+                <w:bottom w:val="single" w:color="AFBECC" w:sz="6"/>
+              </w:pBdr>
+              <w:spacing w:after="30" w:before="150"/>
             </w:pPr>
             <w:r>
               <w:t xml:space="preserve"/>
@@ -4020,7 +4515,125 @@
           </w:p>
           <w:p>
             <w:pPr>
-              <w:spacing w:after="0" w:line="320"/>
+              <w:pBdr>
+                <w:bottom w:val="single" w:color="AFBECC" w:sz="6"/>
+              </w:pBdr>
+              <w:spacing w:after="30" w:before="150"/>
+            </w:pPr>
+            <w:r>
+              <w:t xml:space="preserve"/>
+            </w:r>
+          </w:p>
+        </w:tc>
+        <w:tc>
+          <w:tcPr>
+            <w:tcW w:type="dxa" w:w="3000"/>
+            <w:shd w:fill="FBF3E2" w:color="auto" w:val="clear"/>
+            <w:tcMar>
+              <w:top w:type="dxa" w:w="80"/>
+              <w:left w:type="dxa" w:w="100"/>
+              <w:bottom w:type="dxa" w:w="80"/>
+              <w:right w:type="dxa" w:w="100"/>
+            </w:tcMar>
+            <w:vAlign w:val="top"/>
+          </w:tcPr>
+          <w:p>
+            <w:pPr>
+              <w:spacing w:after="40"/>
+            </w:pPr>
+            <w:r>
+              <w:rPr>
+                <w:b/>
+                <w:bCs/>
+                <w:color w:val="12355B"/>
+                <w:sz w:val="19"/>
+                <w:szCs w:val="19"/>
+              </w:rPr>
+              <w:t xml:space="preserve">Because... </w:t>
+            </w:r>
+            <w:r>
+              <w:rPr>
+                <w:color w:val="AFBECC"/>
+                <w:sz w:val="19"/>
+                <w:szCs w:val="19"/>
+              </w:rPr>
+              <w:t xml:space="preserve">________________</w:t>
+            </w:r>
+          </w:p>
+          <w:p>
+            <w:pPr>
+              <w:pBdr>
+                <w:bottom w:val="single" w:color="AFBECC" w:sz="6"/>
+              </w:pBdr>
+              <w:spacing w:after="30" w:before="150"/>
+            </w:pPr>
+            <w:r>
+              <w:t xml:space="preserve"/>
+            </w:r>
+          </w:p>
+          <w:p>
+            <w:pPr>
+              <w:spacing w:after="40" w:before="80"/>
+            </w:pPr>
+            <w:r>
+              <w:rPr>
+                <w:b/>
+                <w:bCs/>
+                <w:color w:val="6B4FA0"/>
+                <w:sz w:val="19"/>
+                <w:szCs w:val="19"/>
+              </w:rPr>
+              <w:t xml:space="preserve">Although... </w:t>
+            </w:r>
+            <w:r>
+              <w:rPr>
+                <w:color w:val="AFBECC"/>
+                <w:sz w:val="19"/>
+                <w:szCs w:val="19"/>
+              </w:rPr>
+              <w:t xml:space="preserve">_______________</w:t>
+            </w:r>
+          </w:p>
+          <w:p>
+            <w:pPr>
+              <w:pBdr>
+                <w:bottom w:val="single" w:color="AFBECC" w:sz="6"/>
+              </w:pBdr>
+              <w:spacing w:after="30" w:before="150"/>
+            </w:pPr>
+            <w:r>
+              <w:t xml:space="preserve"/>
+            </w:r>
+          </w:p>
+          <w:p>
+            <w:pPr>
+              <w:spacing w:after="40" w:before="80"/>
+            </w:pPr>
+            <w:r>
+              <w:rPr>
+                <w:b/>
+                <w:bCs/>
+                <w:color w:val="1FA6A2"/>
+                <w:sz w:val="19"/>
+                <w:szCs w:val="19"/>
+              </w:rPr>
+              <w:t xml:space="preserve">Therefore... </w:t>
+            </w:r>
+            <w:r>
+              <w:rPr>
+                <w:color w:val="AFBECC"/>
+                <w:sz w:val="19"/>
+                <w:szCs w:val="19"/>
+              </w:rPr>
+              <w:t xml:space="preserve">______________</w:t>
+            </w:r>
+          </w:p>
+          <w:p>
+            <w:pPr>
+              <w:pBdr>
+                <w:bottom w:val="single" w:color="AFBECC" w:sz="6"/>
+              </w:pBdr>
+              <w:spacing w:after="30" w:before="150"/>
             </w:pPr>
             <w:r>
               <w:t xml:space="preserve"/>
@@ -4029,6 +4642,14 @@
         </w:tc>
       </w:tr>
     </w:tbl>
+    <w:p>
+      <w:pPr>
+        <w:spacing w:after="80"/>
+      </w:pPr>
+      <w:r>
+        <w:t xml:space="preserve"/>
+      </w:r>
+    </w:p>
     <w:p>
       <w:pPr>
         <w:pStyle w:val="Heading2"/>
@@ -4055,120 +4676,258 @@
         <w:t xml:space="preserve">   grade-level practice</w:t>
       </w:r>
     </w:p>
-    <w:p>
-      <w:pPr>
-        <w:keepNext/>
-        <w:spacing w:after="60" w:before="160"/>
-      </w:pPr>
-      <w:r>
-        <w:rPr>
-          <w:b/>
-          <w:bCs/>
-          <w:color w:val="12355B"/>
-          <w:sz w:val="22"/>
-          <w:szCs w:val="22"/>
-        </w:rPr>
-        <w:t xml:space="preserve">2.  </w:t>
-      </w:r>
-      <w:r>
-        <w:rPr>
-          <w:b/>
-          <w:bCs/>
-          <w:sz w:val="21"/>
-          <w:szCs w:val="21"/>
-        </w:rPr>
-        <w:t xml:space="preserve">Which rational number is closest to 0 on the number line?</w:t>
-      </w:r>
-    </w:p>
-    <w:p>
-      <w:pPr>
-        <w:spacing w:after="40"/>
-        <w:ind w:left="420"/>
-      </w:pPr>
-      <w:r>
-        <w:rPr>
-          <w:sz w:val="20"/>
-          <w:szCs w:val="20"/>
-        </w:rPr>
-        <w:t xml:space="preserve">A)  -2</w:t>
-      </w:r>
-    </w:p>
-    <w:p>
-      <w:pPr>
-        <w:spacing w:after="40"/>
-        <w:ind w:left="420"/>
-      </w:pPr>
-      <w:r>
-        <w:rPr>
-          <w:sz w:val="20"/>
-          <w:szCs w:val="20"/>
-        </w:rPr>
-        <w:t xml:space="preserve">B)  -1/4</w:t>
-      </w:r>
-    </w:p>
-    <w:p>
-      <w:pPr>
-        <w:spacing w:after="40"/>
-        <w:ind w:left="420"/>
-      </w:pPr>
-      <w:r>
-        <w:rPr>
-          <w:sz w:val="20"/>
-          <w:szCs w:val="20"/>
-        </w:rPr>
-        <w:t xml:space="preserve">C)  0.5</w:t>
-      </w:r>
-    </w:p>
-    <w:p>
-      <w:pPr>
-        <w:spacing w:after="40"/>
-        <w:ind w:left="420"/>
-      </w:pPr>
-      <w:r>
-        <w:rPr>
-          <w:sz w:val="20"/>
-          <w:szCs w:val="20"/>
-        </w:rPr>
-        <w:t xml:space="preserve">D)  1.75</w:t>
-      </w:r>
-    </w:p>
-    <w:p>
-      <w:pPr>
-        <w:spacing w:after="20"/>
-      </w:pPr>
-      <w:r>
-        <w:t xml:space="preserve"/>
-      </w:r>
-    </w:p>
     <w:tbl>
       <w:tblPr>
-        <w:tblW w:type="pct" w:w="100%"/>
+        <w:tblW w:type="dxa" w:w="9360"/>
         <w:tblBorders>
           <w:top w:val="single" w:color="C7D2DD" w:sz="6"/>
           <w:left w:val="single" w:color="C7D2DD" w:sz="6"/>
           <w:bottom w:val="single" w:color="C7D2DD" w:sz="6"/>
           <w:right w:val="single" w:color="C7D2DD" w:sz="6"/>
-          <w:insideH w:val="single" w:color="auto" w:sz="4"/>
-          <w:insideV w:val="single" w:color="auto" w:sz="4"/>
+          <w:insideH w:val="single" w:color="C7D2DD" w:sz="6"/>
+          <w:insideV w:val="single" w:color="C7D2DD" w:sz="6"/>
         </w:tblBorders>
       </w:tblPr>
       <w:tblGrid>
-        <w:gridCol w:w="100"/>
+        <w:gridCol w:w="2800"/>
+        <w:gridCol w:w="3560"/>
+        <w:gridCol w:w="3000"/>
       </w:tblGrid>
       <w:tr>
-        <w:tc>
-          <w:tcPr>
+        <w:trPr>
+          <w:cantSplit/>
+          <w:tblHeader/>
+        </w:trPr>
+        <w:tc>
+          <w:tcPr>
+            <w:tcW w:type="dxa" w:w="2800"/>
+            <w:shd w:fill="EEF4F8" w:color="auto" w:val="clear"/>
+            <w:tcMar>
+              <w:top w:type="dxa" w:w="60"/>
+              <w:left w:type="dxa" w:w="100"/>
+              <w:bottom w:type="dxa" w:w="60"/>
+              <w:right w:type="dxa" w:w="100"/>
+            </w:tcMar>
+          </w:tcPr>
+          <w:p>
+            <w:pPr>
+              <w:spacing w:after="0"/>
+            </w:pPr>
+            <w:r>
+              <w:rPr>
+                <w:b/>
+                <w:bCs/>
+                <w:color w:val="12355B"/>
+                <w:sz w:val="16"/>
+                <w:szCs w:val="16"/>
+              </w:rPr>
+              <w:t xml:space="preserve">CORE PROBLEM / GIVEN REPRESENTATION</w:t>
+            </w:r>
+          </w:p>
+        </w:tc>
+        <w:tc>
+          <w:tcPr>
+            <w:tcW w:type="dxa" w:w="3560"/>
+            <w:shd w:fill="EEF4F8" w:color="auto" w:val="clear"/>
+            <w:tcMar>
+              <w:top w:type="dxa" w:w="60"/>
+              <w:left w:type="dxa" w:w="100"/>
+              <w:bottom w:type="dxa" w:w="60"/>
+              <w:right w:type="dxa" w:w="100"/>
+            </w:tcMar>
+          </w:tcPr>
+          <w:p>
+            <w:pPr>
+              <w:spacing w:after="0"/>
+            </w:pPr>
+            <w:r>
+              <w:rPr>
+                <w:b/>
+                <w:bCs/>
+                <w:color w:val="12355B"/>
+                <w:sz w:val="16"/>
+                <w:szCs w:val="16"/>
+              </w:rPr>
+              <w:t xml:space="preserve">WORKING SPACE / CALCULATION STEPS</w:t>
+            </w:r>
+          </w:p>
+        </w:tc>
+        <w:tc>
+          <w:tcPr>
+            <w:tcW w:type="dxa" w:w="3000"/>
             <w:shd w:fill="FBF3E2" w:color="auto" w:val="clear"/>
             <w:tcMar>
               <w:top w:type="dxa" w:w="60"/>
-              <w:left w:type="dxa" w:w="120"/>
+              <w:left w:type="dxa" w:w="100"/>
               <w:bottom w:type="dxa" w:w="60"/>
-              <w:right w:type="dxa" w:w="120"/>
-            </w:tcMar>
-          </w:tcPr>
-          <w:p>
-            <w:pPr>
-              <w:spacing w:after="0" w:line="320"/>
+              <w:right w:type="dxa" w:w="100"/>
+            </w:tcMar>
+          </w:tcPr>
+          <w:p>
+            <w:pPr>
+              <w:spacing w:after="0"/>
+            </w:pPr>
+            <w:r>
+              <w:rPr>
+                <w:b/>
+                <w:bCs/>
+                <w:color w:val="B97A12"/>
+                <w:sz w:val="16"/>
+                <w:szCs w:val="16"/>
+              </w:rPr>
+              <w:t xml:space="preserve">EXPLAIN YOUR REASONING</w:t>
+            </w:r>
+          </w:p>
+        </w:tc>
+      </w:tr>
+      <w:tr>
+        <w:trPr>
+          <w:cantSplit/>
+        </w:trPr>
+        <w:tc>
+          <w:tcPr>
+            <w:tcW w:type="dxa" w:w="2800"/>
+            <w:tcMar>
+              <w:top w:type="dxa" w:w="80"/>
+              <w:left w:type="dxa" w:w="100"/>
+              <w:bottom w:type="dxa" w:w="80"/>
+              <w:right w:type="dxa" w:w="100"/>
+            </w:tcMar>
+            <w:vAlign w:val="top"/>
+          </w:tcPr>
+          <w:p>
+            <w:pPr>
+              <w:spacing w:after="60"/>
+            </w:pPr>
+            <w:r>
+              <w:rPr>
+                <w:b/>
+                <w:bCs/>
+                <w:color w:val="12355B"/>
+                <w:sz w:val="21"/>
+                <w:szCs w:val="21"/>
+              </w:rPr>
+              <w:t xml:space="preserve">2.  </w:t>
+            </w:r>
+            <w:r>
+              <w:rPr>
+                <w:b/>
+                <w:bCs/>
+                <w:sz w:val="20"/>
+                <w:szCs w:val="20"/>
+              </w:rPr>
+              <w:t xml:space="preserve">Which rational number is closest to 0 on the number line?</w:t>
+            </w:r>
+          </w:p>
+          <w:p>
+            <w:pPr>
+              <w:spacing w:after="30"/>
+              <w:ind w:left="180"/>
+            </w:pPr>
+            <w:r>
+              <w:rPr>
+                <w:sz w:val="19"/>
+                <w:szCs w:val="19"/>
+              </w:rPr>
+              <w:t xml:space="preserve">A)  -2</w:t>
+            </w:r>
+          </w:p>
+          <w:p>
+            <w:pPr>
+              <w:spacing w:after="30"/>
+              <w:ind w:left="180"/>
+            </w:pPr>
+            <w:r>
+              <w:rPr>
+                <w:sz w:val="19"/>
+                <w:szCs w:val="19"/>
+              </w:rPr>
+              <w:t xml:space="preserve">B)  -1/4</w:t>
+            </w:r>
+          </w:p>
+          <w:p>
+            <w:pPr>
+              <w:spacing w:after="30"/>
+              <w:ind w:left="180"/>
+            </w:pPr>
+            <w:r>
+              <w:rPr>
+                <w:sz w:val="19"/>
+                <w:szCs w:val="19"/>
+              </w:rPr>
+              <w:t xml:space="preserve">C)  0.5</w:t>
+            </w:r>
+          </w:p>
+          <w:p>
+            <w:pPr>
+              <w:spacing w:after="30"/>
+              <w:ind w:left="180"/>
+            </w:pPr>
+            <w:r>
+              <w:rPr>
+                <w:sz w:val="19"/>
+                <w:szCs w:val="19"/>
+              </w:rPr>
+              <w:t xml:space="preserve">D)  1.75</w:t>
+            </w:r>
+          </w:p>
+        </w:tc>
+        <w:tc>
+          <w:tcPr>
+            <w:tcW w:type="dxa" w:w="3560"/>
+            <w:tcMar>
+              <w:top w:type="dxa" w:w="80"/>
+              <w:left w:type="dxa" w:w="100"/>
+              <w:bottom w:type="dxa" w:w="80"/>
+              <w:right w:type="dxa" w:w="100"/>
+            </w:tcMar>
+            <w:vAlign w:val="top"/>
+          </w:tcPr>
+          <w:p>
+            <w:pPr>
+              <w:spacing w:after="40"/>
+            </w:pPr>
+            <w:r>
+              <w:rPr>
+                <w:b/>
+                <w:bCs/>
+                <w:color w:val="1FA6A2"/>
+                <w:sz w:val="19"/>
+                <w:szCs w:val="19"/>
+              </w:rPr>
+              <w:t xml:space="preserve">Solution:  </w:t>
+            </w:r>
+            <w:r>
+              <w:rPr>
+                <w:b/>
+                <w:bCs/>
+                <w:sz w:val="19"/>
+                <w:szCs w:val="19"/>
+              </w:rPr>
+              <w:t xml:space="preserve">B)  -1/4</w:t>
+            </w:r>
+          </w:p>
+          <w:p>
+            <w:pPr>
+              <w:spacing w:after="40"/>
+            </w:pPr>
+            <w:r>
+              <w:rPr>
+                <w:i/>
+                <w:iCs/>
+                <w:color w:val="5F6F80"/>
+                <w:sz w:val="18"/>
+                <w:szCs w:val="18"/>
+              </w:rPr>
+              <w:t xml:space="preserve">|-1/4| = 0.25, |0.5| = 0.5, |-2| = 2, |1.75| = 1.75. Since 0.25 is the smallest absolute value, -1/4 is closest to zero.</w:t>
+            </w:r>
+          </w:p>
+          <w:p>
+            <w:pPr>
+              <w:pBdr>
+                <w:bottom w:val="single" w:color="AFBECC" w:sz="6"/>
+              </w:pBdr>
+              <w:spacing w:after="30" w:before="150"/>
             </w:pPr>
             <w:r>
               <w:t xml:space="preserve"/>
@@ -4176,7 +4935,125 @@
           </w:p>
           <w:p>
             <w:pPr>
-              <w:spacing w:after="0" w:line="320"/>
+              <w:pBdr>
+                <w:bottom w:val="single" w:color="AFBECC" w:sz="6"/>
+              </w:pBdr>
+              <w:spacing w:after="30" w:before="150"/>
+            </w:pPr>
+            <w:r>
+              <w:t xml:space="preserve"/>
+            </w:r>
+          </w:p>
+        </w:tc>
+        <w:tc>
+          <w:tcPr>
+            <w:tcW w:type="dxa" w:w="3000"/>
+            <w:shd w:fill="FBF3E2" w:color="auto" w:val="clear"/>
+            <w:tcMar>
+              <w:top w:type="dxa" w:w="80"/>
+              <w:left w:type="dxa" w:w="100"/>
+              <w:bottom w:type="dxa" w:w="80"/>
+              <w:right w:type="dxa" w:w="100"/>
+            </w:tcMar>
+            <w:vAlign w:val="top"/>
+          </w:tcPr>
+          <w:p>
+            <w:pPr>
+              <w:spacing w:after="40"/>
+            </w:pPr>
+            <w:r>
+              <w:rPr>
+                <w:b/>
+                <w:bCs/>
+                <w:color w:val="12355B"/>
+                <w:sz w:val="19"/>
+                <w:szCs w:val="19"/>
+              </w:rPr>
+              <w:t xml:space="preserve">Because... </w:t>
+            </w:r>
+            <w:r>
+              <w:rPr>
+                <w:color w:val="AFBECC"/>
+                <w:sz w:val="19"/>
+                <w:szCs w:val="19"/>
+              </w:rPr>
+              <w:t xml:space="preserve">________________</w:t>
+            </w:r>
+          </w:p>
+          <w:p>
+            <w:pPr>
+              <w:pBdr>
+                <w:bottom w:val="single" w:color="AFBECC" w:sz="6"/>
+              </w:pBdr>
+              <w:spacing w:after="30" w:before="150"/>
+            </w:pPr>
+            <w:r>
+              <w:t xml:space="preserve"/>
+            </w:r>
+          </w:p>
+          <w:p>
+            <w:pPr>
+              <w:spacing w:after="40" w:before="80"/>
+            </w:pPr>
+            <w:r>
+              <w:rPr>
+                <w:b/>
+                <w:bCs/>
+                <w:color w:val="6B4FA0"/>
+                <w:sz w:val="19"/>
+                <w:szCs w:val="19"/>
+              </w:rPr>
+              <w:t xml:space="preserve">Although... </w:t>
+            </w:r>
+            <w:r>
+              <w:rPr>
+                <w:color w:val="AFBECC"/>
+                <w:sz w:val="19"/>
+                <w:szCs w:val="19"/>
+              </w:rPr>
+              <w:t xml:space="preserve">_______________</w:t>
+            </w:r>
+          </w:p>
+          <w:p>
+            <w:pPr>
+              <w:pBdr>
+                <w:bottom w:val="single" w:color="AFBECC" w:sz="6"/>
+              </w:pBdr>
+              <w:spacing w:after="30" w:before="150"/>
+            </w:pPr>
+            <w:r>
+              <w:t xml:space="preserve"/>
+            </w:r>
+          </w:p>
+          <w:p>
+            <w:pPr>
+              <w:spacing w:after="40" w:before="80"/>
+            </w:pPr>
+            <w:r>
+              <w:rPr>
+                <w:b/>
+                <w:bCs/>
+                <w:color w:val="1FA6A2"/>
+                <w:sz w:val="19"/>
+                <w:szCs w:val="19"/>
+              </w:rPr>
+              <w:t xml:space="preserve">Therefore... </w:t>
+            </w:r>
+            <w:r>
+              <w:rPr>
+                <w:color w:val="AFBECC"/>
+                <w:sz w:val="19"/>
+                <w:szCs w:val="19"/>
+              </w:rPr>
+              <w:t xml:space="preserve">______________</w:t>
+            </w:r>
+          </w:p>
+          <w:p>
+            <w:pPr>
+              <w:pBdr>
+                <w:bottom w:val="single" w:color="AFBECC" w:sz="6"/>
+              </w:pBdr>
+              <w:spacing w:after="30" w:before="150"/>
             </w:pPr>
             <w:r>
               <w:t xml:space="preserve"/>
@@ -4187,84 +5064,7 @@
     </w:tbl>
     <w:p>
       <w:pPr>
-        <w:keepNext/>
-        <w:spacing w:after="60" w:before="160"/>
-      </w:pPr>
-      <w:r>
-        <w:rPr>
-          <w:b/>
-          <w:bCs/>
-          <w:color w:val="12355B"/>
-          <w:sz w:val="22"/>
-          <w:szCs w:val="22"/>
-        </w:rPr>
-        <w:t xml:space="preserve">3.  </w:t>
-      </w:r>
-      <w:r>
-        <w:rPr>
-          <w:b/>
-          <w:bCs/>
-          <w:sz w:val="21"/>
-          <w:szCs w:val="21"/>
-        </w:rPr>
-        <w:t xml:space="preserve">Which number is farthest to the LEFT on a number line?</w:t>
-      </w:r>
-    </w:p>
-    <w:p>
-      <w:pPr>
-        <w:spacing w:after="40"/>
-        <w:ind w:left="420"/>
-      </w:pPr>
-      <w:r>
-        <w:rPr>
-          <w:sz w:val="20"/>
-          <w:szCs w:val="20"/>
-        </w:rPr>
-        <w:t xml:space="preserve">A)  -4</w:t>
-      </w:r>
-    </w:p>
-    <w:p>
-      <w:pPr>
-        <w:spacing w:after="40"/>
-        <w:ind w:left="420"/>
-      </w:pPr>
-      <w:r>
-        <w:rPr>
-          <w:sz w:val="20"/>
-          <w:szCs w:val="20"/>
-        </w:rPr>
-        <w:t xml:space="preserve">B)  -1</w:t>
-      </w:r>
-    </w:p>
-    <w:p>
-      <w:pPr>
-        <w:spacing w:after="40"/>
-        <w:ind w:left="420"/>
-      </w:pPr>
-      <w:r>
-        <w:rPr>
-          <w:sz w:val="20"/>
-          <w:szCs w:val="20"/>
-        </w:rPr>
-        <w:t xml:space="preserve">C)  0</w:t>
-      </w:r>
-    </w:p>
-    <w:p>
-      <w:pPr>
-        <w:spacing w:after="40"/>
-        <w:ind w:left="420"/>
-      </w:pPr>
-      <w:r>
-        <w:rPr>
-          <w:sz w:val="20"/>
-          <w:szCs w:val="20"/>
-        </w:rPr>
-        <w:t xml:space="preserve">D)  2</w:t>
-      </w:r>
-    </w:p>
-    <w:p>
-      <w:pPr>
-        <w:spacing w:after="20"/>
+        <w:spacing w:after="80"/>
       </w:pPr>
       <w:r>
         <w:t xml:space="preserve"/>
@@ -4272,33 +5072,256 @@
     </w:p>
     <w:tbl>
       <w:tblPr>
-        <w:tblW w:type="pct" w:w="100%"/>
+        <w:tblW w:type="dxa" w:w="9360"/>
         <w:tblBorders>
           <w:top w:val="single" w:color="C7D2DD" w:sz="6"/>
           <w:left w:val="single" w:color="C7D2DD" w:sz="6"/>
           <w:bottom w:val="single" w:color="C7D2DD" w:sz="6"/>
           <w:right w:val="single" w:color="C7D2DD" w:sz="6"/>
-          <w:insideH w:val="single" w:color="auto" w:sz="4"/>
-          <w:insideV w:val="single" w:color="auto" w:sz="4"/>
+          <w:insideH w:val="single" w:color="C7D2DD" w:sz="6"/>
+          <w:insideV w:val="single" w:color="C7D2DD" w:sz="6"/>
         </w:tblBorders>
       </w:tblPr>
       <w:tblGrid>
-        <w:gridCol w:w="100"/>
+        <w:gridCol w:w="2800"/>
+        <w:gridCol w:w="3560"/>
+        <w:gridCol w:w="3000"/>
       </w:tblGrid>
       <w:tr>
-        <w:tc>
-          <w:tcPr>
+        <w:trPr>
+          <w:cantSplit/>
+          <w:tblHeader/>
+        </w:trPr>
+        <w:tc>
+          <w:tcPr>
+            <w:tcW w:type="dxa" w:w="2800"/>
+            <w:shd w:fill="EEF4F8" w:color="auto" w:val="clear"/>
+            <w:tcMar>
+              <w:top w:type="dxa" w:w="60"/>
+              <w:left w:type="dxa" w:w="100"/>
+              <w:bottom w:type="dxa" w:w="60"/>
+              <w:right w:type="dxa" w:w="100"/>
+            </w:tcMar>
+          </w:tcPr>
+          <w:p>
+            <w:pPr>
+              <w:spacing w:after="0"/>
+            </w:pPr>
+            <w:r>
+              <w:rPr>
+                <w:b/>
+                <w:bCs/>
+                <w:color w:val="12355B"/>
+                <w:sz w:val="16"/>
+                <w:szCs w:val="16"/>
+              </w:rPr>
+              <w:t xml:space="preserve">CORE PROBLEM / GIVEN REPRESENTATION</w:t>
+            </w:r>
+          </w:p>
+        </w:tc>
+        <w:tc>
+          <w:tcPr>
+            <w:tcW w:type="dxa" w:w="3560"/>
+            <w:shd w:fill="EEF4F8" w:color="auto" w:val="clear"/>
+            <w:tcMar>
+              <w:top w:type="dxa" w:w="60"/>
+              <w:left w:type="dxa" w:w="100"/>
+              <w:bottom w:type="dxa" w:w="60"/>
+              <w:right w:type="dxa" w:w="100"/>
+            </w:tcMar>
+          </w:tcPr>
+          <w:p>
+            <w:pPr>
+              <w:spacing w:after="0"/>
+            </w:pPr>
+            <w:r>
+              <w:rPr>
+                <w:b/>
+                <w:bCs/>
+                <w:color w:val="12355B"/>
+                <w:sz w:val="16"/>
+                <w:szCs w:val="16"/>
+              </w:rPr>
+              <w:t xml:space="preserve">WORKING SPACE / CALCULATION STEPS</w:t>
+            </w:r>
+          </w:p>
+        </w:tc>
+        <w:tc>
+          <w:tcPr>
+            <w:tcW w:type="dxa" w:w="3000"/>
             <w:shd w:fill="FBF3E2" w:color="auto" w:val="clear"/>
             <w:tcMar>
               <w:top w:type="dxa" w:w="60"/>
-              <w:left w:type="dxa" w:w="120"/>
+              <w:left w:type="dxa" w:w="100"/>
               <w:bottom w:type="dxa" w:w="60"/>
-              <w:right w:type="dxa" w:w="120"/>
-            </w:tcMar>
-          </w:tcPr>
-          <w:p>
-            <w:pPr>
-              <w:spacing w:after="0" w:line="320"/>
+              <w:right w:type="dxa" w:w="100"/>
+            </w:tcMar>
+          </w:tcPr>
+          <w:p>
+            <w:pPr>
+              <w:spacing w:after="0"/>
+            </w:pPr>
+            <w:r>
+              <w:rPr>
+                <w:b/>
+                <w:bCs/>
+                <w:color w:val="B97A12"/>
+                <w:sz w:val="16"/>
+                <w:szCs w:val="16"/>
+              </w:rPr>
+              <w:t xml:space="preserve">EXPLAIN YOUR REASONING</w:t>
+            </w:r>
+          </w:p>
+        </w:tc>
+      </w:tr>
+      <w:tr>
+        <w:trPr>
+          <w:cantSplit/>
+        </w:trPr>
+        <w:tc>
+          <w:tcPr>
+            <w:tcW w:type="dxa" w:w="2800"/>
+            <w:tcMar>
+              <w:top w:type="dxa" w:w="80"/>
+              <w:left w:type="dxa" w:w="100"/>
+              <w:bottom w:type="dxa" w:w="80"/>
+              <w:right w:type="dxa" w:w="100"/>
+            </w:tcMar>
+            <w:vAlign w:val="top"/>
+          </w:tcPr>
+          <w:p>
+            <w:pPr>
+              <w:spacing w:after="60"/>
+            </w:pPr>
+            <w:r>
+              <w:rPr>
+                <w:b/>
+                <w:bCs/>
+                <w:color w:val="12355B"/>
+                <w:sz w:val="21"/>
+                <w:szCs w:val="21"/>
+              </w:rPr>
+              <w:t xml:space="preserve">3.  </w:t>
+            </w:r>
+            <w:r>
+              <w:rPr>
+                <w:b/>
+                <w:bCs/>
+                <w:sz w:val="20"/>
+                <w:szCs w:val="20"/>
+              </w:rPr>
+              <w:t xml:space="preserve">Which number is farthest to the LEFT on a number line?</w:t>
+            </w:r>
+          </w:p>
+          <w:p>
+            <w:pPr>
+              <w:spacing w:after="30"/>
+              <w:ind w:left="180"/>
+            </w:pPr>
+            <w:r>
+              <w:rPr>
+                <w:sz w:val="19"/>
+                <w:szCs w:val="19"/>
+              </w:rPr>
+              <w:t xml:space="preserve">A)  -4</w:t>
+            </w:r>
+          </w:p>
+          <w:p>
+            <w:pPr>
+              <w:spacing w:after="30"/>
+              <w:ind w:left="180"/>
+            </w:pPr>
+            <w:r>
+              <w:rPr>
+                <w:sz w:val="19"/>
+                <w:szCs w:val="19"/>
+              </w:rPr>
+              <w:t xml:space="preserve">B)  -1</w:t>
+            </w:r>
+          </w:p>
+          <w:p>
+            <w:pPr>
+              <w:spacing w:after="30"/>
+              <w:ind w:left="180"/>
+            </w:pPr>
+            <w:r>
+              <w:rPr>
+                <w:sz w:val="19"/>
+                <w:szCs w:val="19"/>
+              </w:rPr>
+              <w:t xml:space="preserve">C)  0</w:t>
+            </w:r>
+          </w:p>
+          <w:p>
+            <w:pPr>
+              <w:spacing w:after="30"/>
+              <w:ind w:left="180"/>
+            </w:pPr>
+            <w:r>
+              <w:rPr>
+                <w:sz w:val="19"/>
+                <w:szCs w:val="19"/>
+              </w:rPr>
+              <w:t xml:space="preserve">D)  2</w:t>
+            </w:r>
+          </w:p>
+        </w:tc>
+        <w:tc>
+          <w:tcPr>
+            <w:tcW w:type="dxa" w:w="3560"/>
+            <w:tcMar>
+              <w:top w:type="dxa" w:w="80"/>
+              <w:left w:type="dxa" w:w="100"/>
+              <w:bottom w:type="dxa" w:w="80"/>
+              <w:right w:type="dxa" w:w="100"/>
+            </w:tcMar>
+            <w:vAlign w:val="top"/>
+          </w:tcPr>
+          <w:p>
+            <w:pPr>
+              <w:spacing w:after="40"/>
+            </w:pPr>
+            <w:r>
+              <w:rPr>
+                <w:b/>
+                <w:bCs/>
+                <w:color w:val="1FA6A2"/>
+                <w:sz w:val="19"/>
+                <w:szCs w:val="19"/>
+              </w:rPr>
+              <w:t xml:space="preserve">Solution:  </w:t>
+            </w:r>
+            <w:r>
+              <w:rPr>
+                <w:b/>
+                <w:bCs/>
+                <w:sz w:val="19"/>
+                <w:szCs w:val="19"/>
+              </w:rPr>
+              <w:t xml:space="preserve">A)  -4</w:t>
+            </w:r>
+          </w:p>
+          <w:p>
+            <w:pPr>
+              <w:spacing w:after="40"/>
+            </w:pPr>
+            <w:r>
+              <w:rPr>
+                <w:i/>
+                <w:iCs/>
+                <w:color w:val="5F6F80"/>
+                <w:sz w:val="18"/>
+                <w:szCs w:val="18"/>
+              </w:rPr>
+              <w:t xml:space="preserve">Farther left means more negative: -4 &lt; -1 &lt; 0 &lt; 2, so -4 is farthest left.</w:t>
+            </w:r>
+          </w:p>
+          <w:p>
+            <w:pPr>
+              <w:pBdr>
+                <w:bottom w:val="single" w:color="AFBECC" w:sz="6"/>
+              </w:pBdr>
+              <w:spacing w:after="30" w:before="150"/>
             </w:pPr>
             <w:r>
               <w:t xml:space="preserve"/>
@@ -4306,7 +5329,125 @@
           </w:p>
           <w:p>
             <w:pPr>
-              <w:spacing w:after="0" w:line="320"/>
+              <w:pBdr>
+                <w:bottom w:val="single" w:color="AFBECC" w:sz="6"/>
+              </w:pBdr>
+              <w:spacing w:after="30" w:before="150"/>
+            </w:pPr>
+            <w:r>
+              <w:t xml:space="preserve"/>
+            </w:r>
+          </w:p>
+        </w:tc>
+        <w:tc>
+          <w:tcPr>
+            <w:tcW w:type="dxa" w:w="3000"/>
+            <w:shd w:fill="FBF3E2" w:color="auto" w:val="clear"/>
+            <w:tcMar>
+              <w:top w:type="dxa" w:w="80"/>
+              <w:left w:type="dxa" w:w="100"/>
+              <w:bottom w:type="dxa" w:w="80"/>
+              <w:right w:type="dxa" w:w="100"/>
+            </w:tcMar>
+            <w:vAlign w:val="top"/>
+          </w:tcPr>
+          <w:p>
+            <w:pPr>
+              <w:spacing w:after="40"/>
+            </w:pPr>
+            <w:r>
+              <w:rPr>
+                <w:b/>
+                <w:bCs/>
+                <w:color w:val="12355B"/>
+                <w:sz w:val="19"/>
+                <w:szCs w:val="19"/>
+              </w:rPr>
+              <w:t xml:space="preserve">Because... </w:t>
+            </w:r>
+            <w:r>
+              <w:rPr>
+                <w:color w:val="AFBECC"/>
+                <w:sz w:val="19"/>
+                <w:szCs w:val="19"/>
+              </w:rPr>
+              <w:t xml:space="preserve">________________</w:t>
+            </w:r>
+          </w:p>
+          <w:p>
+            <w:pPr>
+              <w:pBdr>
+                <w:bottom w:val="single" w:color="AFBECC" w:sz="6"/>
+              </w:pBdr>
+              <w:spacing w:after="30" w:before="150"/>
+            </w:pPr>
+            <w:r>
+              <w:t xml:space="preserve"/>
+            </w:r>
+          </w:p>
+          <w:p>
+            <w:pPr>
+              <w:spacing w:after="40" w:before="80"/>
+            </w:pPr>
+            <w:r>
+              <w:rPr>
+                <w:b/>
+                <w:bCs/>
+                <w:color w:val="6B4FA0"/>
+                <w:sz w:val="19"/>
+                <w:szCs w:val="19"/>
+              </w:rPr>
+              <w:t xml:space="preserve">Although... </w:t>
+            </w:r>
+            <w:r>
+              <w:rPr>
+                <w:color w:val="AFBECC"/>
+                <w:sz w:val="19"/>
+                <w:szCs w:val="19"/>
+              </w:rPr>
+              <w:t xml:space="preserve">_______________</w:t>
+            </w:r>
+          </w:p>
+          <w:p>
+            <w:pPr>
+              <w:pBdr>
+                <w:bottom w:val="single" w:color="AFBECC" w:sz="6"/>
+              </w:pBdr>
+              <w:spacing w:after="30" w:before="150"/>
+            </w:pPr>
+            <w:r>
+              <w:t xml:space="preserve"/>
+            </w:r>
+          </w:p>
+          <w:p>
+            <w:pPr>
+              <w:spacing w:after="40" w:before="80"/>
+            </w:pPr>
+            <w:r>
+              <w:rPr>
+                <w:b/>
+                <w:bCs/>
+                <w:color w:val="1FA6A2"/>
+                <w:sz w:val="19"/>
+                <w:szCs w:val="19"/>
+              </w:rPr>
+              <w:t xml:space="preserve">Therefore... </w:t>
+            </w:r>
+            <w:r>
+              <w:rPr>
+                <w:color w:val="AFBECC"/>
+                <w:sz w:val="19"/>
+                <w:szCs w:val="19"/>
+              </w:rPr>
+              <w:t xml:space="preserve">______________</w:t>
+            </w:r>
+          </w:p>
+          <w:p>
+            <w:pPr>
+              <w:pBdr>
+                <w:bottom w:val="single" w:color="AFBECC" w:sz="6"/>
+              </w:pBdr>
+              <w:spacing w:after="30" w:before="150"/>
             </w:pPr>
             <w:r>
               <w:t xml:space="preserve"/>
@@ -4317,84 +5458,7 @@
     </w:tbl>
     <w:p>
       <w:pPr>
-        <w:keepNext/>
-        <w:spacing w:after="60" w:before="160"/>
-      </w:pPr>
-      <w:r>
-        <w:rPr>
-          <w:b/>
-          <w:bCs/>
-          <w:color w:val="12355B"/>
-          <w:sz w:val="22"/>
-          <w:szCs w:val="22"/>
-        </w:rPr>
-        <w:t xml:space="preserve">4.  </w:t>
-      </w:r>
-      <w:r>
-        <w:rPr>
-          <w:b/>
-          <w:bCs/>
-          <w:sz w:val="21"/>
-          <w:szCs w:val="21"/>
-        </w:rPr>
-        <w:t xml:space="preserve">What is the opposite of -3/4?</w:t>
-      </w:r>
-    </w:p>
-    <w:p>
-      <w:pPr>
-        <w:spacing w:after="40"/>
-        <w:ind w:left="420"/>
-      </w:pPr>
-      <w:r>
-        <w:rPr>
-          <w:sz w:val="20"/>
-          <w:szCs w:val="20"/>
-        </w:rPr>
-        <w:t xml:space="preserve">A)  -3/4</w:t>
-      </w:r>
-    </w:p>
-    <w:p>
-      <w:pPr>
-        <w:spacing w:after="40"/>
-        <w:ind w:left="420"/>
-      </w:pPr>
-      <w:r>
-        <w:rPr>
-          <w:sz w:val="20"/>
-          <w:szCs w:val="20"/>
-        </w:rPr>
-        <w:t xml:space="preserve">B)  0</w:t>
-      </w:r>
-    </w:p>
-    <w:p>
-      <w:pPr>
-        <w:spacing w:after="40"/>
-        <w:ind w:left="420"/>
-      </w:pPr>
-      <w:r>
-        <w:rPr>
-          <w:sz w:val="20"/>
-          <w:szCs w:val="20"/>
-        </w:rPr>
-        <w:t xml:space="preserve">C)  3/4</w:t>
-      </w:r>
-    </w:p>
-    <w:p>
-      <w:pPr>
-        <w:spacing w:after="40"/>
-        <w:ind w:left="420"/>
-      </w:pPr>
-      <w:r>
-        <w:rPr>
-          <w:sz w:val="20"/>
-          <w:szCs w:val="20"/>
-        </w:rPr>
-        <w:t xml:space="preserve">D)  4/3</w:t>
-      </w:r>
-    </w:p>
-    <w:p>
-      <w:pPr>
-        <w:spacing w:after="20"/>
+        <w:spacing w:after="80"/>
       </w:pPr>
       <w:r>
         <w:t xml:space="preserve"/>
@@ -4402,33 +5466,256 @@
     </w:p>
     <w:tbl>
       <w:tblPr>
-        <w:tblW w:type="pct" w:w="100%"/>
+        <w:tblW w:type="dxa" w:w="9360"/>
         <w:tblBorders>
           <w:top w:val="single" w:color="C7D2DD" w:sz="6"/>
           <w:left w:val="single" w:color="C7D2DD" w:sz="6"/>
           <w:bottom w:val="single" w:color="C7D2DD" w:sz="6"/>
           <w:right w:val="single" w:color="C7D2DD" w:sz="6"/>
-          <w:insideH w:val="single" w:color="auto" w:sz="4"/>
-          <w:insideV w:val="single" w:color="auto" w:sz="4"/>
+          <w:insideH w:val="single" w:color="C7D2DD" w:sz="6"/>
+          <w:insideV w:val="single" w:color="C7D2DD" w:sz="6"/>
         </w:tblBorders>
       </w:tblPr>
       <w:tblGrid>
-        <w:gridCol w:w="100"/>
+        <w:gridCol w:w="2800"/>
+        <w:gridCol w:w="3560"/>
+        <w:gridCol w:w="3000"/>
       </w:tblGrid>
       <w:tr>
-        <w:tc>
-          <w:tcPr>
+        <w:trPr>
+          <w:cantSplit/>
+          <w:tblHeader/>
+        </w:trPr>
+        <w:tc>
+          <w:tcPr>
+            <w:tcW w:type="dxa" w:w="2800"/>
+            <w:shd w:fill="EEF4F8" w:color="auto" w:val="clear"/>
+            <w:tcMar>
+              <w:top w:type="dxa" w:w="60"/>
+              <w:left w:type="dxa" w:w="100"/>
+              <w:bottom w:type="dxa" w:w="60"/>
+              <w:right w:type="dxa" w:w="100"/>
+            </w:tcMar>
+          </w:tcPr>
+          <w:p>
+            <w:pPr>
+              <w:spacing w:after="0"/>
+            </w:pPr>
+            <w:r>
+              <w:rPr>
+                <w:b/>
+                <w:bCs/>
+                <w:color w:val="12355B"/>
+                <w:sz w:val="16"/>
+                <w:szCs w:val="16"/>
+              </w:rPr>
+              <w:t xml:space="preserve">CORE PROBLEM / GIVEN REPRESENTATION</w:t>
+            </w:r>
+          </w:p>
+        </w:tc>
+        <w:tc>
+          <w:tcPr>
+            <w:tcW w:type="dxa" w:w="3560"/>
+            <w:shd w:fill="EEF4F8" w:color="auto" w:val="clear"/>
+            <w:tcMar>
+              <w:top w:type="dxa" w:w="60"/>
+              <w:left w:type="dxa" w:w="100"/>
+              <w:bottom w:type="dxa" w:w="60"/>
+              <w:right w:type="dxa" w:w="100"/>
+            </w:tcMar>
+          </w:tcPr>
+          <w:p>
+            <w:pPr>
+              <w:spacing w:after="0"/>
+            </w:pPr>
+            <w:r>
+              <w:rPr>
+                <w:b/>
+                <w:bCs/>
+                <w:color w:val="12355B"/>
+                <w:sz w:val="16"/>
+                <w:szCs w:val="16"/>
+              </w:rPr>
+              <w:t xml:space="preserve">WORKING SPACE / CALCULATION STEPS</w:t>
+            </w:r>
+          </w:p>
+        </w:tc>
+        <w:tc>
+          <w:tcPr>
+            <w:tcW w:type="dxa" w:w="3000"/>
             <w:shd w:fill="FBF3E2" w:color="auto" w:val="clear"/>
             <w:tcMar>
               <w:top w:type="dxa" w:w="60"/>
-              <w:left w:type="dxa" w:w="120"/>
+              <w:left w:type="dxa" w:w="100"/>
               <w:bottom w:type="dxa" w:w="60"/>
-              <w:right w:type="dxa" w:w="120"/>
-            </w:tcMar>
-          </w:tcPr>
-          <w:p>
-            <w:pPr>
-              <w:spacing w:after="0" w:line="320"/>
+              <w:right w:type="dxa" w:w="100"/>
+            </w:tcMar>
+          </w:tcPr>
+          <w:p>
+            <w:pPr>
+              <w:spacing w:after="0"/>
+            </w:pPr>
+            <w:r>
+              <w:rPr>
+                <w:b/>
+                <w:bCs/>
+                <w:color w:val="B97A12"/>
+                <w:sz w:val="16"/>
+                <w:szCs w:val="16"/>
+              </w:rPr>
+              <w:t xml:space="preserve">EXPLAIN YOUR REASONING</w:t>
+            </w:r>
+          </w:p>
+        </w:tc>
+      </w:tr>
+      <w:tr>
+        <w:trPr>
+          <w:cantSplit/>
+        </w:trPr>
+        <w:tc>
+          <w:tcPr>
+            <w:tcW w:type="dxa" w:w="2800"/>
+            <w:tcMar>
+              <w:top w:type="dxa" w:w="80"/>
+              <w:left w:type="dxa" w:w="100"/>
+              <w:bottom w:type="dxa" w:w="80"/>
+              <w:right w:type="dxa" w:w="100"/>
+            </w:tcMar>
+            <w:vAlign w:val="top"/>
+          </w:tcPr>
+          <w:p>
+            <w:pPr>
+              <w:spacing w:after="60"/>
+            </w:pPr>
+            <w:r>
+              <w:rPr>
+                <w:b/>
+                <w:bCs/>
+                <w:color w:val="12355B"/>
+                <w:sz w:val="21"/>
+                <w:szCs w:val="21"/>
+              </w:rPr>
+              <w:t xml:space="preserve">4.  </w:t>
+            </w:r>
+            <w:r>
+              <w:rPr>
+                <w:b/>
+                <w:bCs/>
+                <w:sz w:val="20"/>
+                <w:szCs w:val="20"/>
+              </w:rPr>
+              <w:t xml:space="preserve">What is the opposite of -3/4?</w:t>
+            </w:r>
+          </w:p>
+          <w:p>
+            <w:pPr>
+              <w:spacing w:after="30"/>
+              <w:ind w:left="180"/>
+            </w:pPr>
+            <w:r>
+              <w:rPr>
+                <w:sz w:val="19"/>
+                <w:szCs w:val="19"/>
+              </w:rPr>
+              <w:t xml:space="preserve">A)  -3/4</w:t>
+            </w:r>
+          </w:p>
+          <w:p>
+            <w:pPr>
+              <w:spacing w:after="30"/>
+              <w:ind w:left="180"/>
+            </w:pPr>
+            <w:r>
+              <w:rPr>
+                <w:sz w:val="19"/>
+                <w:szCs w:val="19"/>
+              </w:rPr>
+              <w:t xml:space="preserve">B)  0</w:t>
+            </w:r>
+          </w:p>
+          <w:p>
+            <w:pPr>
+              <w:spacing w:after="30"/>
+              <w:ind w:left="180"/>
+            </w:pPr>
+            <w:r>
+              <w:rPr>
+                <w:sz w:val="19"/>
+                <w:szCs w:val="19"/>
+              </w:rPr>
+              <w:t xml:space="preserve">C)  3/4</w:t>
+            </w:r>
+          </w:p>
+          <w:p>
+            <w:pPr>
+              <w:spacing w:after="30"/>
+              <w:ind w:left="180"/>
+            </w:pPr>
+            <w:r>
+              <w:rPr>
+                <w:sz w:val="19"/>
+                <w:szCs w:val="19"/>
+              </w:rPr>
+              <w:t xml:space="preserve">D)  4/3</w:t>
+            </w:r>
+          </w:p>
+        </w:tc>
+        <w:tc>
+          <w:tcPr>
+            <w:tcW w:type="dxa" w:w="3560"/>
+            <w:tcMar>
+              <w:top w:type="dxa" w:w="80"/>
+              <w:left w:type="dxa" w:w="100"/>
+              <w:bottom w:type="dxa" w:w="80"/>
+              <w:right w:type="dxa" w:w="100"/>
+            </w:tcMar>
+            <w:vAlign w:val="top"/>
+          </w:tcPr>
+          <w:p>
+            <w:pPr>
+              <w:spacing w:after="40"/>
+            </w:pPr>
+            <w:r>
+              <w:rPr>
+                <w:b/>
+                <w:bCs/>
+                <w:color w:val="1FA6A2"/>
+                <w:sz w:val="19"/>
+                <w:szCs w:val="19"/>
+              </w:rPr>
+              <w:t xml:space="preserve">Solution:  </w:t>
+            </w:r>
+            <w:r>
+              <w:rPr>
+                <w:b/>
+                <w:bCs/>
+                <w:sz w:val="19"/>
+                <w:szCs w:val="19"/>
+              </w:rPr>
+              <w:t xml:space="preserve">C)  3/4</w:t>
+            </w:r>
+          </w:p>
+          <w:p>
+            <w:pPr>
+              <w:spacing w:after="40"/>
+            </w:pPr>
+            <w:r>
+              <w:rPr>
+                <w:i/>
+                <w:iCs/>
+                <w:color w:val="5F6F80"/>
+                <w:sz w:val="18"/>
+                <w:szCs w:val="18"/>
+              </w:rPr>
+              <w:t xml:space="preserve">The opposite of a number is its reflection across 0, so the opposite of -3/4 is 3/4.</w:t>
+            </w:r>
+          </w:p>
+          <w:p>
+            <w:pPr>
+              <w:pBdr>
+                <w:bottom w:val="single" w:color="AFBECC" w:sz="6"/>
+              </w:pBdr>
+              <w:spacing w:after="30" w:before="150"/>
             </w:pPr>
             <w:r>
               <w:t xml:space="preserve"/>
@@ -4436,7 +5723,125 @@
           </w:p>
           <w:p>
             <w:pPr>
-              <w:spacing w:after="0" w:line="320"/>
+              <w:pBdr>
+                <w:bottom w:val="single" w:color="AFBECC" w:sz="6"/>
+              </w:pBdr>
+              <w:spacing w:after="30" w:before="150"/>
+            </w:pPr>
+            <w:r>
+              <w:t xml:space="preserve"/>
+            </w:r>
+          </w:p>
+        </w:tc>
+        <w:tc>
+          <w:tcPr>
+            <w:tcW w:type="dxa" w:w="3000"/>
+            <w:shd w:fill="FBF3E2" w:color="auto" w:val="clear"/>
+            <w:tcMar>
+              <w:top w:type="dxa" w:w="80"/>
+              <w:left w:type="dxa" w:w="100"/>
+              <w:bottom w:type="dxa" w:w="80"/>
+              <w:right w:type="dxa" w:w="100"/>
+            </w:tcMar>
+            <w:vAlign w:val="top"/>
+          </w:tcPr>
+          <w:p>
+            <w:pPr>
+              <w:spacing w:after="40"/>
+            </w:pPr>
+            <w:r>
+              <w:rPr>
+                <w:b/>
+                <w:bCs/>
+                <w:color w:val="12355B"/>
+                <w:sz w:val="19"/>
+                <w:szCs w:val="19"/>
+              </w:rPr>
+              <w:t xml:space="preserve">Because... </w:t>
+            </w:r>
+            <w:r>
+              <w:rPr>
+                <w:color w:val="AFBECC"/>
+                <w:sz w:val="19"/>
+                <w:szCs w:val="19"/>
+              </w:rPr>
+              <w:t xml:space="preserve">________________</w:t>
+            </w:r>
+          </w:p>
+          <w:p>
+            <w:pPr>
+              <w:pBdr>
+                <w:bottom w:val="single" w:color="AFBECC" w:sz="6"/>
+              </w:pBdr>
+              <w:spacing w:after="30" w:before="150"/>
+            </w:pPr>
+            <w:r>
+              <w:t xml:space="preserve"/>
+            </w:r>
+          </w:p>
+          <w:p>
+            <w:pPr>
+              <w:spacing w:after="40" w:before="80"/>
+            </w:pPr>
+            <w:r>
+              <w:rPr>
+                <w:b/>
+                <w:bCs/>
+                <w:color w:val="6B4FA0"/>
+                <w:sz w:val="19"/>
+                <w:szCs w:val="19"/>
+              </w:rPr>
+              <w:t xml:space="preserve">Although... </w:t>
+            </w:r>
+            <w:r>
+              <w:rPr>
+                <w:color w:val="AFBECC"/>
+                <w:sz w:val="19"/>
+                <w:szCs w:val="19"/>
+              </w:rPr>
+              <w:t xml:space="preserve">_______________</w:t>
+            </w:r>
+          </w:p>
+          <w:p>
+            <w:pPr>
+              <w:pBdr>
+                <w:bottom w:val="single" w:color="AFBECC" w:sz="6"/>
+              </w:pBdr>
+              <w:spacing w:after="30" w:before="150"/>
+            </w:pPr>
+            <w:r>
+              <w:t xml:space="preserve"/>
+            </w:r>
+          </w:p>
+          <w:p>
+            <w:pPr>
+              <w:spacing w:after="40" w:before="80"/>
+            </w:pPr>
+            <w:r>
+              <w:rPr>
+                <w:b/>
+                <w:bCs/>
+                <w:color w:val="1FA6A2"/>
+                <w:sz w:val="19"/>
+                <w:szCs w:val="19"/>
+              </w:rPr>
+              <w:t xml:space="preserve">Therefore... </w:t>
+            </w:r>
+            <w:r>
+              <w:rPr>
+                <w:color w:val="AFBECC"/>
+                <w:sz w:val="19"/>
+                <w:szCs w:val="19"/>
+              </w:rPr>
+              <w:t xml:space="preserve">______________</w:t>
+            </w:r>
+          </w:p>
+          <w:p>
+            <w:pPr>
+              <w:pBdr>
+                <w:bottom w:val="single" w:color="AFBECC" w:sz="6"/>
+              </w:pBdr>
+              <w:spacing w:after="30" w:before="150"/>
             </w:pPr>
             <w:r>
               <w:t xml:space="preserve"/>
@@ -4445,6 +5850,14 @@
         </w:tc>
       </w:tr>
     </w:tbl>
+    <w:p>
+      <w:pPr>
+        <w:spacing w:after="80"/>
+      </w:pPr>
+      <w:r>
+        <w:t xml:space="preserve"/>
+      </w:r>
+    </w:p>
     <w:p>
       <w:pPr>
         <w:pStyle w:val="Heading2"/>
@@ -4471,120 +5884,258 @@
         <w:t xml:space="preserve">   stretch your thinking</w:t>
       </w:r>
     </w:p>
-    <w:p>
-      <w:pPr>
-        <w:keepNext/>
-        <w:spacing w:after="60" w:before="160"/>
-      </w:pPr>
-      <w:r>
-        <w:rPr>
-          <w:b/>
-          <w:bCs/>
-          <w:color w:val="12355B"/>
-          <w:sz w:val="22"/>
-          <w:szCs w:val="22"/>
-        </w:rPr>
-        <w:t xml:space="preserve">5.  </w:t>
-      </w:r>
-      <w:r>
-        <w:rPr>
-          <w:b/>
-          <w:bCs/>
-          <w:sz w:val="21"/>
-          <w:szCs w:val="21"/>
-        </w:rPr>
-        <w:t xml:space="preserve">On a number line, point P is located at -2.5. Which statement describes its location best?</w:t>
-      </w:r>
-    </w:p>
-    <w:p>
-      <w:pPr>
-        <w:spacing w:after="40"/>
-        <w:ind w:left="420"/>
-      </w:pPr>
-      <w:r>
-        <w:rPr>
-          <w:sz w:val="20"/>
-          <w:szCs w:val="20"/>
-        </w:rPr>
-        <w:t xml:space="preserve">A)  At -3</w:t>
-      </w:r>
-    </w:p>
-    <w:p>
-      <w:pPr>
-        <w:spacing w:after="40"/>
-        <w:ind w:left="420"/>
-      </w:pPr>
-      <w:r>
-        <w:rPr>
-          <w:sz w:val="20"/>
-          <w:szCs w:val="20"/>
-        </w:rPr>
-        <w:t xml:space="preserve">B)  At -2</w:t>
-      </w:r>
-    </w:p>
-    <w:p>
-      <w:pPr>
-        <w:spacing w:after="40"/>
-        <w:ind w:left="420"/>
-      </w:pPr>
-      <w:r>
-        <w:rPr>
-          <w:sz w:val="20"/>
-          <w:szCs w:val="20"/>
-        </w:rPr>
-        <w:t xml:space="preserve">C)  Halfway between -2 and -3</w:t>
-      </w:r>
-    </w:p>
-    <w:p>
-      <w:pPr>
-        <w:spacing w:after="40"/>
-        <w:ind w:left="420"/>
-      </w:pPr>
-      <w:r>
-        <w:rPr>
-          <w:sz w:val="20"/>
-          <w:szCs w:val="20"/>
-        </w:rPr>
-        <w:t xml:space="preserve">D)  Halfway between 2 and 3</w:t>
-      </w:r>
-    </w:p>
-    <w:p>
-      <w:pPr>
-        <w:spacing w:after="20"/>
-      </w:pPr>
-      <w:r>
-        <w:t xml:space="preserve"/>
-      </w:r>
-    </w:p>
     <w:tbl>
       <w:tblPr>
-        <w:tblW w:type="pct" w:w="100%"/>
+        <w:tblW w:type="dxa" w:w="9360"/>
         <w:tblBorders>
           <w:top w:val="single" w:color="C7D2DD" w:sz="6"/>
           <w:left w:val="single" w:color="C7D2DD" w:sz="6"/>
           <w:bottom w:val="single" w:color="C7D2DD" w:sz="6"/>
           <w:right w:val="single" w:color="C7D2DD" w:sz="6"/>
-          <w:insideH w:val="single" w:color="auto" w:sz="4"/>
-          <w:insideV w:val="single" w:color="auto" w:sz="4"/>
+          <w:insideH w:val="single" w:color="C7D2DD" w:sz="6"/>
+          <w:insideV w:val="single" w:color="C7D2DD" w:sz="6"/>
         </w:tblBorders>
       </w:tblPr>
       <w:tblGrid>
-        <w:gridCol w:w="100"/>
+        <w:gridCol w:w="2800"/>
+        <w:gridCol w:w="3560"/>
+        <w:gridCol w:w="3000"/>
       </w:tblGrid>
       <w:tr>
-        <w:tc>
-          <w:tcPr>
+        <w:trPr>
+          <w:cantSplit/>
+          <w:tblHeader/>
+        </w:trPr>
+        <w:tc>
+          <w:tcPr>
+            <w:tcW w:type="dxa" w:w="2800"/>
+            <w:shd w:fill="EEF4F8" w:color="auto" w:val="clear"/>
+            <w:tcMar>
+              <w:top w:type="dxa" w:w="60"/>
+              <w:left w:type="dxa" w:w="100"/>
+              <w:bottom w:type="dxa" w:w="60"/>
+              <w:right w:type="dxa" w:w="100"/>
+            </w:tcMar>
+          </w:tcPr>
+          <w:p>
+            <w:pPr>
+              <w:spacing w:after="0"/>
+            </w:pPr>
+            <w:r>
+              <w:rPr>
+                <w:b/>
+                <w:bCs/>
+                <w:color w:val="12355B"/>
+                <w:sz w:val="16"/>
+                <w:szCs w:val="16"/>
+              </w:rPr>
+              <w:t xml:space="preserve">CORE PROBLEM / GIVEN REPRESENTATION</w:t>
+            </w:r>
+          </w:p>
+        </w:tc>
+        <w:tc>
+          <w:tcPr>
+            <w:tcW w:type="dxa" w:w="3560"/>
+            <w:shd w:fill="EEF4F8" w:color="auto" w:val="clear"/>
+            <w:tcMar>
+              <w:top w:type="dxa" w:w="60"/>
+              <w:left w:type="dxa" w:w="100"/>
+              <w:bottom w:type="dxa" w:w="60"/>
+              <w:right w:type="dxa" w:w="100"/>
+            </w:tcMar>
+          </w:tcPr>
+          <w:p>
+            <w:pPr>
+              <w:spacing w:after="0"/>
+            </w:pPr>
+            <w:r>
+              <w:rPr>
+                <w:b/>
+                <w:bCs/>
+                <w:color w:val="12355B"/>
+                <w:sz w:val="16"/>
+                <w:szCs w:val="16"/>
+              </w:rPr>
+              <w:t xml:space="preserve">WORKING SPACE / CALCULATION STEPS</w:t>
+            </w:r>
+          </w:p>
+        </w:tc>
+        <w:tc>
+          <w:tcPr>
+            <w:tcW w:type="dxa" w:w="3000"/>
             <w:shd w:fill="FBF3E2" w:color="auto" w:val="clear"/>
             <w:tcMar>
               <w:top w:type="dxa" w:w="60"/>
-              <w:left w:type="dxa" w:w="120"/>
+              <w:left w:type="dxa" w:w="100"/>
               <w:bottom w:type="dxa" w:w="60"/>
-              <w:right w:type="dxa" w:w="120"/>
-            </w:tcMar>
-          </w:tcPr>
-          <w:p>
-            <w:pPr>
-              <w:spacing w:after="0" w:line="320"/>
+              <w:right w:type="dxa" w:w="100"/>
+            </w:tcMar>
+          </w:tcPr>
+          <w:p>
+            <w:pPr>
+              <w:spacing w:after="0"/>
+            </w:pPr>
+            <w:r>
+              <w:rPr>
+                <w:b/>
+                <w:bCs/>
+                <w:color w:val="B97A12"/>
+                <w:sz w:val="16"/>
+                <w:szCs w:val="16"/>
+              </w:rPr>
+              <w:t xml:space="preserve">EXPLAIN YOUR REASONING</w:t>
+            </w:r>
+          </w:p>
+        </w:tc>
+      </w:tr>
+      <w:tr>
+        <w:trPr>
+          <w:cantSplit/>
+        </w:trPr>
+        <w:tc>
+          <w:tcPr>
+            <w:tcW w:type="dxa" w:w="2800"/>
+            <w:tcMar>
+              <w:top w:type="dxa" w:w="80"/>
+              <w:left w:type="dxa" w:w="100"/>
+              <w:bottom w:type="dxa" w:w="80"/>
+              <w:right w:type="dxa" w:w="100"/>
+            </w:tcMar>
+            <w:vAlign w:val="top"/>
+          </w:tcPr>
+          <w:p>
+            <w:pPr>
+              <w:spacing w:after="60"/>
+            </w:pPr>
+            <w:r>
+              <w:rPr>
+                <w:b/>
+                <w:bCs/>
+                <w:color w:val="12355B"/>
+                <w:sz w:val="21"/>
+                <w:szCs w:val="21"/>
+              </w:rPr>
+              <w:t xml:space="preserve">5.  </w:t>
+            </w:r>
+            <w:r>
+              <w:rPr>
+                <w:b/>
+                <w:bCs/>
+                <w:sz w:val="20"/>
+                <w:szCs w:val="20"/>
+              </w:rPr>
+              <w:t xml:space="preserve">On a number line, point P is located at -2.5. Which statement describes its location best?</w:t>
+            </w:r>
+          </w:p>
+          <w:p>
+            <w:pPr>
+              <w:spacing w:after="30"/>
+              <w:ind w:left="180"/>
+            </w:pPr>
+            <w:r>
+              <w:rPr>
+                <w:sz w:val="19"/>
+                <w:szCs w:val="19"/>
+              </w:rPr>
+              <w:t xml:space="preserve">A)  At -3</w:t>
+            </w:r>
+          </w:p>
+          <w:p>
+            <w:pPr>
+              <w:spacing w:after="30"/>
+              <w:ind w:left="180"/>
+            </w:pPr>
+            <w:r>
+              <w:rPr>
+                <w:sz w:val="19"/>
+                <w:szCs w:val="19"/>
+              </w:rPr>
+              <w:t xml:space="preserve">B)  At -2</w:t>
+            </w:r>
+          </w:p>
+          <w:p>
+            <w:pPr>
+              <w:spacing w:after="30"/>
+              <w:ind w:left="180"/>
+            </w:pPr>
+            <w:r>
+              <w:rPr>
+                <w:sz w:val="19"/>
+                <w:szCs w:val="19"/>
+              </w:rPr>
+              <w:t xml:space="preserve">C)  Halfway between -2 and -3</w:t>
+            </w:r>
+          </w:p>
+          <w:p>
+            <w:pPr>
+              <w:spacing w:after="30"/>
+              <w:ind w:left="180"/>
+            </w:pPr>
+            <w:r>
+              <w:rPr>
+                <w:sz w:val="19"/>
+                <w:szCs w:val="19"/>
+              </w:rPr>
+              <w:t xml:space="preserve">D)  Halfway between 2 and 3</w:t>
+            </w:r>
+          </w:p>
+        </w:tc>
+        <w:tc>
+          <w:tcPr>
+            <w:tcW w:type="dxa" w:w="3560"/>
+            <w:tcMar>
+              <w:top w:type="dxa" w:w="80"/>
+              <w:left w:type="dxa" w:w="100"/>
+              <w:bottom w:type="dxa" w:w="80"/>
+              <w:right w:type="dxa" w:w="100"/>
+            </w:tcMar>
+            <w:vAlign w:val="top"/>
+          </w:tcPr>
+          <w:p>
+            <w:pPr>
+              <w:spacing w:after="40"/>
+            </w:pPr>
+            <w:r>
+              <w:rPr>
+                <w:b/>
+                <w:bCs/>
+                <w:color w:val="1FA6A2"/>
+                <w:sz w:val="19"/>
+                <w:szCs w:val="19"/>
+              </w:rPr>
+              <w:t xml:space="preserve">Solution:  </w:t>
+            </w:r>
+            <w:r>
+              <w:rPr>
+                <w:b/>
+                <w:bCs/>
+                <w:sz w:val="19"/>
+                <w:szCs w:val="19"/>
+              </w:rPr>
+              <w:t xml:space="preserve">C)  Halfway between -2 and -3</w:t>
+            </w:r>
+          </w:p>
+          <w:p>
+            <w:pPr>
+              <w:spacing w:after="40"/>
+            </w:pPr>
+            <w:r>
+              <w:rPr>
+                <w:i/>
+                <w:iCs/>
+                <w:color w:val="5F6F80"/>
+                <w:sz w:val="18"/>
+                <w:szCs w:val="18"/>
+              </w:rPr>
+              <w:t xml:space="preserve">-2.5 sits exactly halfway between -2 and -3.</w:t>
+            </w:r>
+          </w:p>
+          <w:p>
+            <w:pPr>
+              <w:pBdr>
+                <w:bottom w:val="single" w:color="AFBECC" w:sz="6"/>
+              </w:pBdr>
+              <w:spacing w:after="30" w:before="150"/>
             </w:pPr>
             <w:r>
               <w:t xml:space="preserve"/>
@@ -4592,7 +6143,125 @@
           </w:p>
           <w:p>
             <w:pPr>
-              <w:spacing w:after="0" w:line="320"/>
+              <w:pBdr>
+                <w:bottom w:val="single" w:color="AFBECC" w:sz="6"/>
+              </w:pBdr>
+              <w:spacing w:after="30" w:before="150"/>
+            </w:pPr>
+            <w:r>
+              <w:t xml:space="preserve"/>
+            </w:r>
+          </w:p>
+        </w:tc>
+        <w:tc>
+          <w:tcPr>
+            <w:tcW w:type="dxa" w:w="3000"/>
+            <w:shd w:fill="FBF3E2" w:color="auto" w:val="clear"/>
+            <w:tcMar>
+              <w:top w:type="dxa" w:w="80"/>
+              <w:left w:type="dxa" w:w="100"/>
+              <w:bottom w:type="dxa" w:w="80"/>
+              <w:right w:type="dxa" w:w="100"/>
+            </w:tcMar>
+            <w:vAlign w:val="top"/>
+          </w:tcPr>
+          <w:p>
+            <w:pPr>
+              <w:spacing w:after="40"/>
+            </w:pPr>
+            <w:r>
+              <w:rPr>
+                <w:b/>
+                <w:bCs/>
+                <w:color w:val="12355B"/>
+                <w:sz w:val="19"/>
+                <w:szCs w:val="19"/>
+              </w:rPr>
+              <w:t xml:space="preserve">Because... </w:t>
+            </w:r>
+            <w:r>
+              <w:rPr>
+                <w:color w:val="AFBECC"/>
+                <w:sz w:val="19"/>
+                <w:szCs w:val="19"/>
+              </w:rPr>
+              <w:t xml:space="preserve">________________</w:t>
+            </w:r>
+          </w:p>
+          <w:p>
+            <w:pPr>
+              <w:pBdr>
+                <w:bottom w:val="single" w:color="AFBECC" w:sz="6"/>
+              </w:pBdr>
+              <w:spacing w:after="30" w:before="150"/>
+            </w:pPr>
+            <w:r>
+              <w:t xml:space="preserve"/>
+            </w:r>
+          </w:p>
+          <w:p>
+            <w:pPr>
+              <w:spacing w:after="40" w:before="80"/>
+            </w:pPr>
+            <w:r>
+              <w:rPr>
+                <w:b/>
+                <w:bCs/>
+                <w:color w:val="6B4FA0"/>
+                <w:sz w:val="19"/>
+                <w:szCs w:val="19"/>
+              </w:rPr>
+              <w:t xml:space="preserve">Although... </w:t>
+            </w:r>
+            <w:r>
+              <w:rPr>
+                <w:color w:val="AFBECC"/>
+                <w:sz w:val="19"/>
+                <w:szCs w:val="19"/>
+              </w:rPr>
+              <w:t xml:space="preserve">_______________</w:t>
+            </w:r>
+          </w:p>
+          <w:p>
+            <w:pPr>
+              <w:pBdr>
+                <w:bottom w:val="single" w:color="AFBECC" w:sz="6"/>
+              </w:pBdr>
+              <w:spacing w:after="30" w:before="150"/>
+            </w:pPr>
+            <w:r>
+              <w:t xml:space="preserve"/>
+            </w:r>
+          </w:p>
+          <w:p>
+            <w:pPr>
+              <w:spacing w:after="40" w:before="80"/>
+            </w:pPr>
+            <w:r>
+              <w:rPr>
+                <w:b/>
+                <w:bCs/>
+                <w:color w:val="1FA6A2"/>
+                <w:sz w:val="19"/>
+                <w:szCs w:val="19"/>
+              </w:rPr>
+              <w:t xml:space="preserve">Therefore... </w:t>
+            </w:r>
+            <w:r>
+              <w:rPr>
+                <w:color w:val="AFBECC"/>
+                <w:sz w:val="19"/>
+                <w:szCs w:val="19"/>
+              </w:rPr>
+              <w:t xml:space="preserve">______________</w:t>
+            </w:r>
+          </w:p>
+          <w:p>
+            <w:pPr>
+              <w:pBdr>
+                <w:bottom w:val="single" w:color="AFBECC" w:sz="6"/>
+              </w:pBdr>
+              <w:spacing w:after="30" w:before="150"/>
             </w:pPr>
             <w:r>
               <w:t xml:space="preserve"/>
@@ -4603,84 +6272,7 @@
     </w:tbl>
     <w:p>
       <w:pPr>
-        <w:keepNext/>
-        <w:spacing w:after="60" w:before="160"/>
-      </w:pPr>
-      <w:r>
-        <w:rPr>
-          <w:b/>
-          <w:bCs/>
-          <w:color w:val="12355B"/>
-          <w:sz w:val="22"/>
-          <w:szCs w:val="22"/>
-        </w:rPr>
-        <w:t xml:space="preserve">6.  </w:t>
-      </w:r>
-      <w:r>
-        <w:rPr>
-          <w:b/>
-          <w:bCs/>
-          <w:sz w:val="21"/>
-          <w:szCs w:val="21"/>
-        </w:rPr>
-        <w:t xml:space="preserve">Which list of numbers is ordered from LEAST to GREATEST?</w:t>
-      </w:r>
-    </w:p>
-    <w:p>
-      <w:pPr>
-        <w:spacing w:after="40"/>
-        <w:ind w:left="420"/>
-      </w:pPr>
-      <w:r>
-        <w:rPr>
-          <w:sz w:val="20"/>
-          <w:szCs w:val="20"/>
-        </w:rPr>
-        <w:t xml:space="preserve">A)  -5, -2, 0, 3</w:t>
-      </w:r>
-    </w:p>
-    <w:p>
-      <w:pPr>
-        <w:spacing w:after="40"/>
-        <w:ind w:left="420"/>
-      </w:pPr>
-      <w:r>
-        <w:rPr>
-          <w:sz w:val="20"/>
-          <w:szCs w:val="20"/>
-        </w:rPr>
-        <w:t xml:space="preserve">B)  -2, -5, 0, 3</w:t>
-      </w:r>
-    </w:p>
-    <w:p>
-      <w:pPr>
-        <w:spacing w:after="40"/>
-        <w:ind w:left="420"/>
-      </w:pPr>
-      <w:r>
-        <w:rPr>
-          <w:sz w:val="20"/>
-          <w:szCs w:val="20"/>
-        </w:rPr>
-        <w:t xml:space="preserve">C)  0, -2, 3, -5</w:t>
-      </w:r>
-    </w:p>
-    <w:p>
-      <w:pPr>
-        <w:spacing w:after="40"/>
-        <w:ind w:left="420"/>
-      </w:pPr>
-      <w:r>
-        <w:rPr>
-          <w:sz w:val="20"/>
-          <w:szCs w:val="20"/>
-        </w:rPr>
-        <w:t xml:space="preserve">D)  3, 0, -2, -5</w:t>
-      </w:r>
-    </w:p>
-    <w:p>
-      <w:pPr>
-        <w:spacing w:after="20"/>
+        <w:spacing w:after="80"/>
       </w:pPr>
       <w:r>
         <w:t xml:space="preserve"/>
@@ -4688,33 +6280,256 @@
     </w:p>
     <w:tbl>
       <w:tblPr>
-        <w:tblW w:type="pct" w:w="100%"/>
+        <w:tblW w:type="dxa" w:w="9360"/>
         <w:tblBorders>
           <w:top w:val="single" w:color="C7D2DD" w:sz="6"/>
           <w:left w:val="single" w:color="C7D2DD" w:sz="6"/>
           <w:bottom w:val="single" w:color="C7D2DD" w:sz="6"/>
           <w:right w:val="single" w:color="C7D2DD" w:sz="6"/>
-          <w:insideH w:val="single" w:color="auto" w:sz="4"/>
-          <w:insideV w:val="single" w:color="auto" w:sz="4"/>
+          <w:insideH w:val="single" w:color="C7D2DD" w:sz="6"/>
+          <w:insideV w:val="single" w:color="C7D2DD" w:sz="6"/>
         </w:tblBorders>
       </w:tblPr>
       <w:tblGrid>
-        <w:gridCol w:w="100"/>
+        <w:gridCol w:w="2800"/>
+        <w:gridCol w:w="3560"/>
+        <w:gridCol w:w="3000"/>
       </w:tblGrid>
       <w:tr>
-        <w:tc>
-          <w:tcPr>
+        <w:trPr>
+          <w:cantSplit/>
+          <w:tblHeader/>
+        </w:trPr>
+        <w:tc>
+          <w:tcPr>
+            <w:tcW w:type="dxa" w:w="2800"/>
+            <w:shd w:fill="EEF4F8" w:color="auto" w:val="clear"/>
+            <w:tcMar>
+              <w:top w:type="dxa" w:w="60"/>
+              <w:left w:type="dxa" w:w="100"/>
+              <w:bottom w:type="dxa" w:w="60"/>
+              <w:right w:type="dxa" w:w="100"/>
+            </w:tcMar>
+          </w:tcPr>
+          <w:p>
+            <w:pPr>
+              <w:spacing w:after="0"/>
+            </w:pPr>
+            <w:r>
+              <w:rPr>
+                <w:b/>
+                <w:bCs/>
+                <w:color w:val="12355B"/>
+                <w:sz w:val="16"/>
+                <w:szCs w:val="16"/>
+              </w:rPr>
+              <w:t xml:space="preserve">CORE PROBLEM / GIVEN REPRESENTATION</w:t>
+            </w:r>
+          </w:p>
+        </w:tc>
+        <w:tc>
+          <w:tcPr>
+            <w:tcW w:type="dxa" w:w="3560"/>
+            <w:shd w:fill="EEF4F8" w:color="auto" w:val="clear"/>
+            <w:tcMar>
+              <w:top w:type="dxa" w:w="60"/>
+              <w:left w:type="dxa" w:w="100"/>
+              <w:bottom w:type="dxa" w:w="60"/>
+              <w:right w:type="dxa" w:w="100"/>
+            </w:tcMar>
+          </w:tcPr>
+          <w:p>
+            <w:pPr>
+              <w:spacing w:after="0"/>
+            </w:pPr>
+            <w:r>
+              <w:rPr>
+                <w:b/>
+                <w:bCs/>
+                <w:color w:val="12355B"/>
+                <w:sz w:val="16"/>
+                <w:szCs w:val="16"/>
+              </w:rPr>
+              <w:t xml:space="preserve">WORKING SPACE / CALCULATION STEPS</w:t>
+            </w:r>
+          </w:p>
+        </w:tc>
+        <w:tc>
+          <w:tcPr>
+            <w:tcW w:type="dxa" w:w="3000"/>
             <w:shd w:fill="FBF3E2" w:color="auto" w:val="clear"/>
             <w:tcMar>
               <w:top w:type="dxa" w:w="60"/>
-              <w:left w:type="dxa" w:w="120"/>
+              <w:left w:type="dxa" w:w="100"/>
               <w:bottom w:type="dxa" w:w="60"/>
-              <w:right w:type="dxa" w:w="120"/>
-            </w:tcMar>
-          </w:tcPr>
-          <w:p>
-            <w:pPr>
-              <w:spacing w:after="0" w:line="320"/>
+              <w:right w:type="dxa" w:w="100"/>
+            </w:tcMar>
+          </w:tcPr>
+          <w:p>
+            <w:pPr>
+              <w:spacing w:after="0"/>
+            </w:pPr>
+            <w:r>
+              <w:rPr>
+                <w:b/>
+                <w:bCs/>
+                <w:color w:val="B97A12"/>
+                <w:sz w:val="16"/>
+                <w:szCs w:val="16"/>
+              </w:rPr>
+              <w:t xml:space="preserve">EXPLAIN YOUR REASONING</w:t>
+            </w:r>
+          </w:p>
+        </w:tc>
+      </w:tr>
+      <w:tr>
+        <w:trPr>
+          <w:cantSplit/>
+        </w:trPr>
+        <w:tc>
+          <w:tcPr>
+            <w:tcW w:type="dxa" w:w="2800"/>
+            <w:tcMar>
+              <w:top w:type="dxa" w:w="80"/>
+              <w:left w:type="dxa" w:w="100"/>
+              <w:bottom w:type="dxa" w:w="80"/>
+              <w:right w:type="dxa" w:w="100"/>
+            </w:tcMar>
+            <w:vAlign w:val="top"/>
+          </w:tcPr>
+          <w:p>
+            <w:pPr>
+              <w:spacing w:after="60"/>
+            </w:pPr>
+            <w:r>
+              <w:rPr>
+                <w:b/>
+                <w:bCs/>
+                <w:color w:val="12355B"/>
+                <w:sz w:val="21"/>
+                <w:szCs w:val="21"/>
+              </w:rPr>
+              <w:t xml:space="preserve">6.  </w:t>
+            </w:r>
+            <w:r>
+              <w:rPr>
+                <w:b/>
+                <w:bCs/>
+                <w:sz w:val="20"/>
+                <w:szCs w:val="20"/>
+              </w:rPr>
+              <w:t xml:space="preserve">Which list of numbers is ordered from LEAST to GREATEST?</w:t>
+            </w:r>
+          </w:p>
+          <w:p>
+            <w:pPr>
+              <w:spacing w:after="30"/>
+              <w:ind w:left="180"/>
+            </w:pPr>
+            <w:r>
+              <w:rPr>
+                <w:sz w:val="19"/>
+                <w:szCs w:val="19"/>
+              </w:rPr>
+              <w:t xml:space="preserve">A)  -5, -2, 0, 3</w:t>
+            </w:r>
+          </w:p>
+          <w:p>
+            <w:pPr>
+              <w:spacing w:after="30"/>
+              <w:ind w:left="180"/>
+            </w:pPr>
+            <w:r>
+              <w:rPr>
+                <w:sz w:val="19"/>
+                <w:szCs w:val="19"/>
+              </w:rPr>
+              <w:t xml:space="preserve">B)  -2, -5, 0, 3</w:t>
+            </w:r>
+          </w:p>
+          <w:p>
+            <w:pPr>
+              <w:spacing w:after="30"/>
+              <w:ind w:left="180"/>
+            </w:pPr>
+            <w:r>
+              <w:rPr>
+                <w:sz w:val="19"/>
+                <w:szCs w:val="19"/>
+              </w:rPr>
+              <w:t xml:space="preserve">C)  0, -2, 3, -5</w:t>
+            </w:r>
+          </w:p>
+          <w:p>
+            <w:pPr>
+              <w:spacing w:after="30"/>
+              <w:ind w:left="180"/>
+            </w:pPr>
+            <w:r>
+              <w:rPr>
+                <w:sz w:val="19"/>
+                <w:szCs w:val="19"/>
+              </w:rPr>
+              <w:t xml:space="preserve">D)  3, 0, -2, -5</w:t>
+            </w:r>
+          </w:p>
+        </w:tc>
+        <w:tc>
+          <w:tcPr>
+            <w:tcW w:type="dxa" w:w="3560"/>
+            <w:tcMar>
+              <w:top w:type="dxa" w:w="80"/>
+              <w:left w:type="dxa" w:w="100"/>
+              <w:bottom w:type="dxa" w:w="80"/>
+              <w:right w:type="dxa" w:w="100"/>
+            </w:tcMar>
+            <w:vAlign w:val="top"/>
+          </w:tcPr>
+          <w:p>
+            <w:pPr>
+              <w:spacing w:after="40"/>
+            </w:pPr>
+            <w:r>
+              <w:rPr>
+                <w:b/>
+                <w:bCs/>
+                <w:color w:val="1FA6A2"/>
+                <w:sz w:val="19"/>
+                <w:szCs w:val="19"/>
+              </w:rPr>
+              <w:t xml:space="preserve">Solution:  </w:t>
+            </w:r>
+            <w:r>
+              <w:rPr>
+                <w:b/>
+                <w:bCs/>
+                <w:sz w:val="19"/>
+                <w:szCs w:val="19"/>
+              </w:rPr>
+              <w:t xml:space="preserve">A)  -5, -2, 0, 3</w:t>
+            </w:r>
+          </w:p>
+          <w:p>
+            <w:pPr>
+              <w:spacing w:after="40"/>
+            </w:pPr>
+            <w:r>
+              <w:rPr>
+                <w:i/>
+                <w:iCs/>
+                <w:color w:val="5F6F80"/>
+                <w:sz w:val="18"/>
+                <w:szCs w:val="18"/>
+              </w:rPr>
+              <w:t xml:space="preserve">Least to greatest runs most-negative to most-positive: -5, -2, 0, 3.</w:t>
+            </w:r>
+          </w:p>
+          <w:p>
+            <w:pPr>
+              <w:pBdr>
+                <w:bottom w:val="single" w:color="AFBECC" w:sz="6"/>
+              </w:pBdr>
+              <w:spacing w:after="30" w:before="150"/>
             </w:pPr>
             <w:r>
               <w:t xml:space="preserve"/>
@@ -4722,7 +6537,125 @@
           </w:p>
           <w:p>
             <w:pPr>
-              <w:spacing w:after="0" w:line="320"/>
+              <w:pBdr>
+                <w:bottom w:val="single" w:color="AFBECC" w:sz="6"/>
+              </w:pBdr>
+              <w:spacing w:after="30" w:before="150"/>
+            </w:pPr>
+            <w:r>
+              <w:t xml:space="preserve"/>
+            </w:r>
+          </w:p>
+        </w:tc>
+        <w:tc>
+          <w:tcPr>
+            <w:tcW w:type="dxa" w:w="3000"/>
+            <w:shd w:fill="FBF3E2" w:color="auto" w:val="clear"/>
+            <w:tcMar>
+              <w:top w:type="dxa" w:w="80"/>
+              <w:left w:type="dxa" w:w="100"/>
+              <w:bottom w:type="dxa" w:w="80"/>
+              <w:right w:type="dxa" w:w="100"/>
+            </w:tcMar>
+            <w:vAlign w:val="top"/>
+          </w:tcPr>
+          <w:p>
+            <w:pPr>
+              <w:spacing w:after="40"/>
+            </w:pPr>
+            <w:r>
+              <w:rPr>
+                <w:b/>
+                <w:bCs/>
+                <w:color w:val="12355B"/>
+                <w:sz w:val="19"/>
+                <w:szCs w:val="19"/>
+              </w:rPr>
+              <w:t xml:space="preserve">Because... </w:t>
+            </w:r>
+            <w:r>
+              <w:rPr>
+                <w:color w:val="AFBECC"/>
+                <w:sz w:val="19"/>
+                <w:szCs w:val="19"/>
+              </w:rPr>
+              <w:t xml:space="preserve">________________</w:t>
+            </w:r>
+          </w:p>
+          <w:p>
+            <w:pPr>
+              <w:pBdr>
+                <w:bottom w:val="single" w:color="AFBECC" w:sz="6"/>
+              </w:pBdr>
+              <w:spacing w:after="30" w:before="150"/>
+            </w:pPr>
+            <w:r>
+              <w:t xml:space="preserve"/>
+            </w:r>
+          </w:p>
+          <w:p>
+            <w:pPr>
+              <w:spacing w:after="40" w:before="80"/>
+            </w:pPr>
+            <w:r>
+              <w:rPr>
+                <w:b/>
+                <w:bCs/>
+                <w:color w:val="6B4FA0"/>
+                <w:sz w:val="19"/>
+                <w:szCs w:val="19"/>
+              </w:rPr>
+              <w:t xml:space="preserve">Although... </w:t>
+            </w:r>
+            <w:r>
+              <w:rPr>
+                <w:color w:val="AFBECC"/>
+                <w:sz w:val="19"/>
+                <w:szCs w:val="19"/>
+              </w:rPr>
+              <w:t xml:space="preserve">_______________</w:t>
+            </w:r>
+          </w:p>
+          <w:p>
+            <w:pPr>
+              <w:pBdr>
+                <w:bottom w:val="single" w:color="AFBECC" w:sz="6"/>
+              </w:pBdr>
+              <w:spacing w:after="30" w:before="150"/>
+            </w:pPr>
+            <w:r>
+              <w:t xml:space="preserve"/>
+            </w:r>
+          </w:p>
+          <w:p>
+            <w:pPr>
+              <w:spacing w:after="40" w:before="80"/>
+            </w:pPr>
+            <w:r>
+              <w:rPr>
+                <w:b/>
+                <w:bCs/>
+                <w:color w:val="1FA6A2"/>
+                <w:sz w:val="19"/>
+                <w:szCs w:val="19"/>
+              </w:rPr>
+              <w:t xml:space="preserve">Therefore... </w:t>
+            </w:r>
+            <w:r>
+              <w:rPr>
+                <w:color w:val="AFBECC"/>
+                <w:sz w:val="19"/>
+                <w:szCs w:val="19"/>
+              </w:rPr>
+              <w:t xml:space="preserve">______________</w:t>
+            </w:r>
+          </w:p>
+          <w:p>
+            <w:pPr>
+              <w:pBdr>
+                <w:bottom w:val="single" w:color="AFBECC" w:sz="6"/>
+              </w:pBdr>
+              <w:spacing w:after="30" w:before="150"/>
             </w:pPr>
             <w:r>
               <w:t xml:space="preserve"/>
@@ -4731,6 +6664,14 @@
         </w:tc>
       </w:tr>
     </w:tbl>
+    <w:p>
+      <w:pPr>
+        <w:spacing w:after="80"/>
+      </w:pPr>
+      <w:r>
+        <w:t xml:space="preserve"/>
+      </w:r>
+    </w:p>
     <w:p>
       <w:pPr>
         <w:pStyle w:val="Heading1"/>
@@ -4849,6 +6790,149 @@
         <w:t xml:space="preserve"/>
       </w:r>
     </w:p>
+    <w:p>
+      <w:pPr>
+        <w:spacing w:after="60"/>
+      </w:pPr>
+      <w:r>
+        <w:t xml:space="preserve"/>
+      </w:r>
+    </w:p>
+    <w:tbl>
+      <w:tblPr>
+        <w:tblW w:type="dxa" w:w="9360"/>
+        <w:tblBorders>
+          <w:top w:val="single" w:color="C7D2DD" w:sz="6"/>
+          <w:left w:val="single" w:color="C7D2DD" w:sz="6"/>
+          <w:bottom w:val="single" w:color="C7D2DD" w:sz="6"/>
+          <w:right w:val="single" w:color="C7D2DD" w:sz="6"/>
+          <w:insideH w:val="single" w:color="C7D2DD" w:sz="6"/>
+          <w:insideV w:val="single" w:color="C7D2DD" w:sz="6"/>
+        </w:tblBorders>
+      </w:tblPr>
+      <w:tblGrid>
+        <w:gridCol w:w="3120"/>
+        <w:gridCol w:w="3120"/>
+        <w:gridCol w:w="3120"/>
+      </w:tblGrid>
+      <w:tr>
+        <w:trPr>
+          <w:cantSplit/>
+          <w:tblHeader/>
+        </w:trPr>
+        <w:tc>
+          <w:tcPr>
+            <w:tcW w:type="dxa" w:w="9360"/>
+            <w:gridSpan w:val="3"/>
+            <w:shd w:fill="EEF4F8" w:color="auto" w:val="clear"/>
+            <w:tcMar>
+              <w:top w:type="dxa" w:w="60"/>
+              <w:left w:type="dxa" w:w="100"/>
+              <w:bottom w:type="dxa" w:w="60"/>
+              <w:right w:type="dxa" w:w="100"/>
+            </w:tcMar>
+          </w:tcPr>
+          <w:p>
+            <w:pPr>
+              <w:spacing w:after="0"/>
+            </w:pPr>
+            <w:r>
+              <w:rPr>
+                <w:b/>
+                <w:bCs/>
+                <w:color w:val="12355B"/>
+                <w:sz w:val="18"/>
+                <w:szCs w:val="18"/>
+              </w:rPr>
+              <w:t xml:space="preserve">EXIT CHECK · 3-POINT SELF-ASSESSMENT CHECKLIST</w:t>
+            </w:r>
+          </w:p>
+        </w:tc>
+      </w:tr>
+      <w:tr>
+        <w:trPr>
+          <w:cantSplit/>
+        </w:trPr>
+        <w:tc>
+          <w:tcPr>
+            <w:tcW w:type="dxa" w:w="3120"/>
+            <w:tcMar>
+              <w:top w:type="dxa" w:w="80"/>
+              <w:left w:type="dxa" w:w="100"/>
+              <w:bottom w:type="dxa" w:w="80"/>
+              <w:right w:type="dxa" w:w="100"/>
+            </w:tcMar>
+          </w:tcPr>
+          <w:p>
+            <w:pPr>
+              <w:spacing w:after="0"/>
+            </w:pPr>
+            <w:r>
+              <w:rPr>
+                <w:b/>
+                <w:bCs/>
+                <w:color w:val="1A2733"/>
+                <w:sz w:val="18"/>
+                <w:szCs w:val="18"/>
+              </w:rPr>
+              <w:t xml:space="preserve">☐ 1. Units &amp; Labels Verified</w:t>
+            </w:r>
+          </w:p>
+        </w:tc>
+        <w:tc>
+          <w:tcPr>
+            <w:tcW w:type="dxa" w:w="3120"/>
+            <w:tcMar>
+              <w:top w:type="dxa" w:w="80"/>
+              <w:left w:type="dxa" w:w="100"/>
+              <w:bottom w:type="dxa" w:w="80"/>
+              <w:right w:type="dxa" w:w="100"/>
+            </w:tcMar>
+          </w:tcPr>
+          <w:p>
+            <w:pPr>
+              <w:spacing w:after="0"/>
+            </w:pPr>
+            <w:r>
+              <w:rPr>
+                <w:b/>
+                <w:bCs/>
+                <w:color w:val="1A2733"/>
+                <w:sz w:val="18"/>
+                <w:szCs w:val="18"/>
+              </w:rPr>
+              <w:t xml:space="preserve">☐ 2. Reasoning Stated (Because / Although / Therefore)</w:t>
+            </w:r>
+          </w:p>
+        </w:tc>
+        <w:tc>
+          <w:tcPr>
+            <w:tcW w:type="dxa" w:w="3120"/>
+            <w:tcMar>
+              <w:top w:type="dxa" w:w="80"/>
+              <w:left w:type="dxa" w:w="100"/>
+              <w:bottom w:type="dxa" w:w="80"/>
+              <w:right w:type="dxa" w:w="100"/>
+            </w:tcMar>
+          </w:tcPr>
+          <w:p>
+            <w:pPr>
+              <w:spacing w:after="0"/>
+            </w:pPr>
+            <w:r>
+              <w:rPr>
+                <w:b/>
+                <w:bCs/>
+                <w:color w:val="1A2733"/>
+                <w:sz w:val="18"/>
+                <w:szCs w:val="18"/>
+              </w:rPr>
+              <w:t xml:space="preserve">☐ 3. Calculations Double-Checked</w:t>
+            </w:r>
+          </w:p>
+        </w:tc>
+      </w:tr>
+    </w:tbl>
     <w:p>
       <w:pPr>
         <w:pStyle w:val="Heading1"/>
